--- a/tillsyn/A 41611-2025 tillsynsbegäran.docx
+++ b/tillsyn/A 41611-2025 tillsynsbegäran.docx
@@ -852,7 +852,7 @@
     <w:r>
       <w:tab/>
       <w:tab/>
-      <w:t>2025-09-22</w:t>
+      <w:t>2025-09-23</w:t>
       <w:br/>
       <w:br/>
     </w:r>

--- a/tillsyn/A 41611-2025 tillsynsbegäran.docx
+++ b/tillsyn/A 41611-2025 tillsynsbegäran.docx
@@ -852,7 +852,7 @@
     <w:r>
       <w:tab/>
       <w:tab/>
-      <w:t>2025-09-23</w:t>
+      <w:t>2025-09-24</w:t>
       <w:br/>
       <w:br/>
     </w:r>

--- a/tillsyn/A 41611-2025 tillsynsbegäran.docx
+++ b/tillsyn/A 41611-2025 tillsynsbegäran.docx
@@ -852,7 +852,7 @@
     <w:r>
       <w:tab/>
       <w:tab/>
-      <w:t>2025-09-24</w:t>
+      <w:t>2025-09-25</w:t>
       <w:br/>
       <w:br/>
     </w:r>

--- a/tillsyn/A 41611-2025 tillsynsbegäran.docx
+++ b/tillsyn/A 41611-2025 tillsynsbegäran.docx
@@ -852,7 +852,7 @@
     <w:r>
       <w:tab/>
       <w:tab/>
-      <w:t>2025-09-25</w:t>
+      <w:t>2025-09-26</w:t>
       <w:br/>
       <w:br/>
     </w:r>

--- a/tillsyn/A 41611-2025 tillsynsbegäran.docx
+++ b/tillsyn/A 41611-2025 tillsynsbegäran.docx
@@ -852,7 +852,7 @@
     <w:r>
       <w:tab/>
       <w:tab/>
-      <w:t>2025-09-26</w:t>
+      <w:t>2025-09-27</w:t>
       <w:br/>
       <w:br/>
     </w:r>

--- a/tillsyn/A 41611-2025 tillsynsbegäran.docx
+++ b/tillsyn/A 41611-2025 tillsynsbegäran.docx
@@ -852,7 +852,7 @@
     <w:r>
       <w:tab/>
       <w:tab/>
-      <w:t>2025-09-27</w:t>
+      <w:t>2025-09-28</w:t>
       <w:br/>
       <w:br/>
     </w:r>

--- a/tillsyn/A 41611-2025 tillsynsbegäran.docx
+++ b/tillsyn/A 41611-2025 tillsynsbegäran.docx
@@ -852,7 +852,7 @@
     <w:r>
       <w:tab/>
       <w:tab/>
-      <w:t>2025-09-28</w:t>
+      <w:t>2025-09-29</w:t>
       <w:br/>
       <w:br/>
     </w:r>

--- a/tillsyn/A 41611-2025 tillsynsbegäran.docx
+++ b/tillsyn/A 41611-2025 tillsynsbegäran.docx
@@ -35,7 +35,7 @@
     </w:p>
     <w:p>
       <w:r>
-        <w:t>I avverkningsanmälan har följande 16 naturvårdsarter hittats: knärot (VU, §8), dofttaggsvamp (NT), garnlav (NT), kandelabersvamp (NT), spillkråka (NT, §4), tallticka (NT), talltita (NT, §4), ullticka (NT), vedtrappmossa (NT), bårdlav (S), dropptaggsvamp (S), flagellkvastmossa (S), grönpyrola (S), korallblylav (S), vårärt (S) och blåsippa (§9). Av dessa är 9 rödlistade. För rödlistade arter har rödlistekategorin angivits inom parentes. Arter som är signalarter enligt Skogsstyrelsen har markerats med (S). För fridlysta arter anges även paragrafen i Artskyddsförordningen som arten är fridlyst enligt.</w:t>
+        <w:t>I avverkningsanmälan har följande 16 naturvårdsarter hittats: knärot (VU, §8), dofttaggsvamp (NT), garnlav (NT), kandelabersvamp (NT), spillkråka (NT, §4), tallticka (NT), talltita (NT, §4), ullticka (NT), vedtrappmossa (NT), bårdlav (S), flagellkvastmossa (S), grönpyrola (S), korallblylav (S), skarp dropptaggsvamp (S), vårärt (S) och blåsippa (§9). Av dessa är 9 rödlistade. För rödlistade arter har rödlistekategorin angivits inom parentes. Arter som är signalarter enligt Skogsstyrelsen har markerats med (S). För fridlysta arter anges även paragrafen i Artskyddsförordningen som arten är fridlyst enligt.</w:t>
       </w:r>
     </w:p>
     <w:p>
@@ -50,7 +50,7 @@
       <w:r>
         <w:drawing>
           <wp:inline xmlns:a="http://schemas.openxmlformats.org/drawingml/2006/main" xmlns:pic="http://schemas.openxmlformats.org/drawingml/2006/picture">
-            <wp:extent cx="5486400" cy="4550911"/>
+            <wp:extent cx="5486400" cy="4457352"/>
             <wp:docPr id="1" name="Picture 1"/>
             <wp:cNvGraphicFramePr>
               <a:graphicFrameLocks noChangeAspect="1"/>
@@ -71,7 +71,7 @@
                   <pic:spPr>
                     <a:xfrm>
                       <a:off x="0" y="0"/>
-                      <a:ext cx="5486400" cy="4550911"/>
+                      <a:ext cx="5486400" cy="4457352"/>
                     </a:xfrm>
                     <a:prstGeom prst="rect"/>
                   </pic:spPr>
@@ -852,7 +852,7 @@
     <w:r>
       <w:tab/>
       <w:tab/>
-      <w:t>2025-09-29</w:t>
+      <w:t>2025-09-30</w:t>
       <w:br/>
       <w:br/>
     </w:r>

--- a/tillsyn/A 41611-2025 tillsynsbegäran.docx
+++ b/tillsyn/A 41611-2025 tillsynsbegäran.docx
@@ -852,7 +852,7 @@
     <w:r>
       <w:tab/>
       <w:tab/>
-      <w:t>2025-09-30</w:t>
+      <w:t>2025-10-01</w:t>
       <w:br/>
       <w:br/>
     </w:r>

--- a/tillsyn/A 41611-2025 tillsynsbegäran.docx
+++ b/tillsyn/A 41611-2025 tillsynsbegäran.docx
@@ -35,7 +35,7 @@
     </w:p>
     <w:p>
       <w:r>
-        <w:t>I avverkningsanmälan har följande 16 naturvårdsarter hittats: knärot (VU, §8), dofttaggsvamp (NT), garnlav (NT), kandelabersvamp (NT), spillkråka (NT, §4), tallticka (NT), talltita (NT, §4), ullticka (NT), vedtrappmossa (NT), bårdlav (S), flagellkvastmossa (S), grönpyrola (S), korallblylav (S), skarp dropptaggsvamp (S), vårärt (S) och blåsippa (§9). Av dessa är 9 rödlistade. För rödlistade arter har rödlistekategorin angivits inom parentes. Arter som är signalarter enligt Skogsstyrelsen har markerats med (S). För fridlysta arter anges även paragrafen i Artskyddsförordningen som arten är fridlyst enligt.</w:t>
+        <w:t>I avverkningsanmälan har följande 22 naturvårdsarter hittats: knärot (VU, §8), dofttaggsvamp (NT), garnlav (NT), granticka (NT), gul taggsvamp (NT), kandelabersvamp (NT), spillkråka (NT, §4), tallticka (NT), talltita (NT, §4), ullticka (NT), vedtrappmossa (NT), bårdlav (S), fjällig taggsvamp s.str. (S), flagellkvastmossa (S), grön sköldmossa (S, §8), grönpyrola (S), korallblylav (S), skarp dropptaggsvamp (S), vedticka (S), vågbandad barkbock (S), vårärt (S) och blåsippa (§9). Av dessa är 11 rödlistade. För rödlistade arter har rödlistekategorin angivits inom parentes. Arter som är signalarter enligt Skogsstyrelsen har markerats med (S). För fridlysta arter anges även paragrafen i Artskyddsförordningen som arten är fridlyst enligt.</w:t>
       </w:r>
     </w:p>
     <w:p>
@@ -128,10 +128,32 @@
         <w:rPr>
           <w:b/>
         </w:rPr>
+        <w:t>Granticka (NT)</w:t>
+      </w:r>
+      <w:r>
+        <w:t xml:space="preserve"> förekommer främst i äldre skogar med naturskogskaraktär, liksom i dimensionsavverkade och plockhuggna skogar. I äldre grannaturskog i norra Sverige är den alltjämt en förhållandevis vanlig karaktärsart, medan den längre söderut blir allt mer sällsynt. I Götaland och delar av Svealand är den en god signalart för skyddsvärda granskogsmiljöer. Arten bedöms ha minskat starkt under senare år på grund av skogsavverkningar, då den framför allt växer i äldre granskog med långvarig grankontinuitet. I urskogsliknande bestånd i norra Sverige kan ibland påträffas den mycket sällsynta tickan grantickeporing (VU), som lever på döda grantickor (SLU Artdatabanken, 2024; Nitare &amp; Skogsstyrelsen, 2019).</w:t>
+      </w:r>
+    </w:p>
+    <w:p>
+      <w:r>
+        <w:rPr>
+          <w:b/>
+        </w:rPr>
         <w:t xml:space="preserve">Grönpyrola </w:t>
       </w:r>
       <w:r>
         <w:t>växer främst på sandig, torr eller frisk mark i äldre barrskog, ofta på isälvsmaterial såsom sand och grus. Den påträffas främst i äldre naturligt uppkomna barrskogar, exempelvis på tallmoar, i åssluttningar, dyner och rasbranter. Arten är känslig för skogsbruksmetoder såsom slutavverkning och markberedning (Nitare &amp; Skogsstyrelsen, 2019).</w:t>
+      </w:r>
+    </w:p>
+    <w:p>
+      <w:r>
+        <w:rPr>
+          <w:b/>
+        </w:rPr>
+        <w:t xml:space="preserve">Gul taggsvamp (NT) </w:t>
+      </w:r>
+      <w:r>
+        <w:t>bildar mykorrhiza med gran helst på kalkrik mark, gärna i fuktig äldre ängsgranskog. Slutavverkning och markberedning missgynnar arten och fler områden med äldre skog på näringsrik mark, framför allt i södra och mellersta Sverige, behöver bevaras (SLU Artdatabanken, 2024).</w:t>
       </w:r>
     </w:p>
     <w:p>
@@ -228,7 +250,7 @@
     </w:p>
     <w:p>
       <w:r>
-        <w:t>Följande fridlysta arter har sina livsmiljöer och växtplatser i den avverkningsanmälda skogen: knärot (VU, §8), spillkråka (NT, §4), talltita (NT, §4) och blåsippa (§9).</w:t>
+        <w:t>Följande fridlysta arter har sina livsmiljöer och växtplatser i den avverkningsanmälda skogen: knärot (VU, §8), spillkråka (NT, §4), talltita (NT, §4), grön sköldmossa (S, §8) och blåsippa (§9).</w:t>
       </w:r>
     </w:p>
     <w:p>
@@ -250,6 +272,17 @@
         <w:rPr>
           <w:b/>
         </w:rPr>
+        <w:t>Grön sköldmossa (§8)</w:t>
+      </w:r>
+      <w:r>
+        <w:t xml:space="preserve"> omfattas av EU:s art- och habitatdirektiv bilaga 2 vilket innebär att det finns ett uttalat intresse inom Europeiska unionen att bevara arten. Grön sköldmossa kräver skog som har ett speciellt mikroklimat med hög och jämn luftfuktighet i kombination med rik tillgång på död ved (Nitare, 2019). I praktiken handlar det om åtminstone 50 meter med skyddande skog för att undvika uttorkning av marken (Hallingbäck, personligt meddelande 2022-02-24). Grön sköldmossa är en ansvarsart för Sverige då en särskilt stor andel av Europas population finns i landet. Mark- och miljööverdomstolen (MÖD) har i mål nr M 2019-20 (18 februari 2019) slagit fast att grön sköldmossa (§8) är dispenspliktig och att exemplar av arten inte får skadas utan dispens (MÖD, mål nr M 2019-20).</w:t>
+      </w:r>
+    </w:p>
+    <w:p>
+      <w:r>
+        <w:rPr>
+          <w:b/>
+        </w:rPr>
         <w:t>Knärot (VU, §8)</w:t>
       </w:r>
       <w:r>
@@ -276,7 +309,7 @@
     </w:p>
     <w:p>
       <w:r>
-        <w:t>I det avverkningsanmälda området finns 14 fyndplatser för knärot registrerade på Artportalen. Figur 2 visar gränserna för buffertzoner på 50 m, som behöver lämnas kring fyndplatserna för att knärotslokalerna inte ska försvinna vid en avverkning. Av det avverkningsanmälda området överlappar 6.71 ha med buffertzonerna och får av detta skäl inte avverkas.</w:t>
+        <w:t>I det avverkningsanmälda området finns 15 fyndplatser för knärot registrerade på Artportalen. Figur 2 visar gränserna för buffertzoner på 50 m, som behöver lämnas kring fyndplatserna för att knärotslokalerna inte ska försvinna vid en avverkning. Av det avverkningsanmälda området överlappar 6.71 ha med buffertzonerna och får av detta skäl inte avverkas.</w:t>
       </w:r>
     </w:p>
     <w:p>
@@ -376,6 +409,182 @@
         <w:pStyle w:val="Heading1"/>
       </w:pPr>
       <w:r>
+        <w:t>Grön sköldmossa – ekologi samt krav på livsmiljön</w:t>
+      </w:r>
+    </w:p>
+    <w:p>
+      <w:r>
+        <w:t>Grön sköldmossa, fridlyst enligt 8§ artskyddsförordningen, växer på stubbar och lågor av olika trädslag, huvudsakligen i sena nedbrytningsstadier och på och mellan grova rötter av levande och döda träd. Den förekommer i Sverige främst i näringsrika granskogar med stort inslag av löv, arten är kortlivad och antalet kapslar varierar kraftigt mellan olika år (SLU Artdatabanken, 2021). Grön sköldmossa kräver skog som har ett speciellt mikroklimat med hög och jämn luftfuktighet i kombination med rik tillgång på död ved (Nitare, 2019). I praktiken handlar det om åtminstone 50 meter med skyddande skog för att undvika uttorkning av marken (Hallingbäck, personligt meddelande 2022-02-24).</w:t>
+      </w:r>
+    </w:p>
+    <w:p>
+      <w:r>
+        <w:t>Arten har sin huvudutbredning i sydöstra Sverige (SLU Artdatabanken, 2021). Allvarligaste hoten mot arten är skogsavverkning och brist på död ved. Brist på naturligt döda träd i dagens produktionsskogar gör att arten blir allt sällsyntare (Hallingbäck, 2016). Död ved i större mängd bör lämnas och träd tillåtas åldras och dö för att skapa kontinuerlig tillgång på livsmiljöer. Träd och livsmiljö bör skyddas genom att lämna trädgrupper, ytor eller zoner (SLU Artdatabanken, 2021).</w:t>
+      </w:r>
+    </w:p>
+    <w:p>
+      <w:r>
+        <w:t>Grön sköldmossa är upptagen i EU:s Habitatdirektiv bilaga 2 vilket innebär att det  finns ett uttalat intresse inom Europeiska unionen att bevara arten. Grön sköldmossa är en ansvarsart för Sverige då en särskilt stor andel av Europas population finns i landet. Förutom i östra Sverige har arten inga större sammanhängande utbredningar med gynnsam bevarandestatus söderut i Europa förrän i Montenegro. Det finns enbart liten förekomst med gynnsam regional bevarandestatus i södra Frankrike och södra Polen. Grön sköldmossa är typisk art för 9010 Taiga och 9750 Svämlövskog (Natura 2000) och omfattas även av Bernkonventionen bilaga 1.</w:t>
+      </w:r>
+    </w:p>
+    <w:p>
+      <w:r>
+        <w:t>Fridlysningen enligt §§ 8 och 15 Artskyddsförordningen innebär att det är förbjudet att på något sätt skada exemplar av arten. Artskyddsförordning (2007:845):</w:t>
+      </w:r>
+    </w:p>
+    <w:p>
+      <w:pPr>
+        <w:pStyle w:val="ListBullet"/>
+      </w:pPr>
+      <w:r>
+        <w:t>8 § I fråga om sådana vilt levande kärlväxter, mossor, lavar, svampar och alger som anges i bilaga 2 till denna förordning är det förbjudet att i den omfattning som framgår av bilagan 1. plocka, gräva upp eller på annat sätt ta bort eller skada exemplar av växterna, och 2. ta bort eller skada frön eller andra delar.</w:t>
+      </w:r>
+    </w:p>
+    <w:p>
+      <w:pPr>
+        <w:pStyle w:val="ListBullet"/>
+      </w:pPr>
+      <w:r>
+        <w:t>15 § Länsstyrelsen får i det enskilda fallet ge dispens från förbuden i 6, 8 och 9 §§ som avser länet eller del av länet, om det inte finns någon annan lämplig lösning och dispensen inte försvårar upprätthållandet av en gynnsam bevarandestatus hos artens bestånd i dess naturliga utbredningsområde.</w:t>
+      </w:r>
+    </w:p>
+    <w:p>
+      <w:r>
+        <w:t>Grön sköldmossa är även listad som B i Artskyddsförordningen vilket innebär att den är en art av unionsintresse:</w:t>
+      </w:r>
+    </w:p>
+    <w:p>
+      <w:pPr>
+        <w:pStyle w:val="ListBullet"/>
+      </w:pPr>
+      <w:r>
+        <w:t>B: Arten har enligt fågeldirektivet eller art- och habitatdirektivet ett sådant unionsintresse att särskilda skyddsområden (fågeldirektivet) eller bevarandeområden (art- och habitatdirektivet) behöver utses. Arten finns upptagen i bilaga 1 till fågeldirektivet eller bilaga 2 till art- och habitatdirektivet.</w:t>
+      </w:r>
+    </w:p>
+    <w:p>
+      <w:r>
+        <w:t>Mark- och miljööverdomstolen (MÖD) har i mål nr M 2019-20 (18 februari 2019) slagit fast att grön sköldmossa (§8) är dispenspliktig och att exemplar av arten inte får skadas utan dispens (MÖD, mål nr M 2019-20).</w:t>
+      </w:r>
+    </w:p>
+    <w:p>
+      <w:pPr>
+        <w:pStyle w:val="Heading2"/>
+      </w:pPr>
+      <w:r>
+        <w:t>Referenser – grön sköldmossa</w:t>
+      </w:r>
+    </w:p>
+    <w:p>
+      <w:r>
+        <w:t xml:space="preserve">Hallingbäck T., 2016. </w:t>
+      </w:r>
+      <w:r>
+        <w:rPr>
+          <w:i/>
+        </w:rPr>
+        <w:t xml:space="preserve">Mossor en fältguide. </w:t>
+      </w:r>
+      <w:r>
+        <w:t>Naturcentrum.</w:t>
+      </w:r>
+    </w:p>
+    <w:p>
+      <w:r>
+        <w:t xml:space="preserve">Hallingbäck T., 2022. </w:t>
+      </w:r>
+      <w:r>
+        <w:rPr>
+          <w:i/>
+        </w:rPr>
+        <w:t xml:space="preserve">Personligt meddelande 2022-02-24. </w:t>
+      </w:r>
+      <w:r>
+        <w:t>SLU Artdatabanken. Se nedan.</w:t>
+      </w:r>
+    </w:p>
+    <w:p>
+      <w:r>
+        <w:t xml:space="preserve">Mark- och miljööverdomstolen. </w:t>
+      </w:r>
+      <w:r>
+        <w:rPr>
+          <w:i/>
+        </w:rPr>
+        <w:t xml:space="preserve">Dom 18 februari 2019 i mål nr M 2019-20 </w:t>
+      </w:r>
+      <w:r>
+        <w:t>(MÖD, mål nr M 2019-20)</w:t>
+      </w:r>
+    </w:p>
+    <w:p>
+      <w:r>
+        <w:t xml:space="preserve">Nitare, J., 2019. </w:t>
+      </w:r>
+      <w:r>
+        <w:rPr>
+          <w:i/>
+        </w:rPr>
+        <w:t xml:space="preserve">Skyddsvärd skog – Naturvårdsarter och andra kriterier för naturvärdesbedömning. </w:t>
+      </w:r>
+      <w:r>
+        <w:t>Skogsstyrelsen.</w:t>
+      </w:r>
+    </w:p>
+    <w:p>
+      <w:r>
+        <w:t xml:space="preserve">SLU Artdatabanken, 2021. </w:t>
+      </w:r>
+      <w:r>
+        <w:rPr>
+          <w:i/>
+        </w:rPr>
+        <w:t xml:space="preserve">Artfaktablad. Naturvård – artfakta. </w:t>
+      </w:r>
+      <w:r>
+        <w:t>SLU Artdatabanken, Uppsala</w:t>
+      </w:r>
+    </w:p>
+    <w:p>
+      <w:r>
+        <w:t>Hallingbäck, personligt meddelande 2022-02-24</w:t>
+      </w:r>
+    </w:p>
+    <w:p>
+      <w:pPr>
+        <w:jc w:val="left"/>
+      </w:pPr>
+      <w:r>
+        <w:t>Från: Tomas Hallingbäck &lt;Tomas.Hallingback@slu.se&gt;</w:t>
+        <w:br/>
+        <w:t>Date: tors 24 feb. 2022 kl 17:49</w:t>
+        <w:br/>
+        <w:t>Subject: Re: Grön sköldmossa</w:t>
+        <w:br/>
+        <w:t>To: Magnus Kasselstrand &lt;magnus.kasselstrand@gmail.com&gt;</w:t>
+      </w:r>
+    </w:p>
+    <w:p>
+      <w:r>
+        <w:t>Hej Magnus,</w:t>
+      </w:r>
+    </w:p>
+    <w:p>
+      <w:r>
+        <w:t>Tyvärr finns inga studier på just detta, men uttorkning av underlaget är en starkt negativ faktor för grön sköldmossa, och jag brukar hänvisa till lokalklimatiska studier som visar att skyddskappan för att förhindra uttorkning av marken ligger på minst tre trädlängder skog (för plan mark), kortare för kuperad terräng, och detta blir i praktiken åtminstone 50 meter.</w:t>
+      </w:r>
+    </w:p>
+    <w:p>
+      <w:r>
+        <w:t>MVH</w:t>
+        <w:br/>
+        <w:t>Tomas Hallingbäck</w:t>
+      </w:r>
+    </w:p>
+    <w:p>
+      <w:pPr>
+        <w:pStyle w:val="Heading1"/>
+      </w:pPr>
+      <w:r>
         <w:t>Knärot – ekologi samt krav på livsmiljön</w:t>
       </w:r>
     </w:p>
@@ -852,7 +1061,7 @@
     <w:r>
       <w:tab/>
       <w:tab/>
-      <w:t>2025-10-01</w:t>
+      <w:t>2025-10-02</w:t>
       <w:br/>
       <w:br/>
     </w:r>

--- a/tillsyn/A 41611-2025 tillsynsbegäran.docx
+++ b/tillsyn/A 41611-2025 tillsynsbegäran.docx
@@ -1061,7 +1061,7 @@
     <w:r>
       <w:tab/>
       <w:tab/>
-      <w:t>2025-10-02</w:t>
+      <w:t>2025-10-03</w:t>
       <w:br/>
       <w:br/>
     </w:r>

--- a/tillsyn/A 41611-2025 tillsynsbegäran.docx
+++ b/tillsyn/A 41611-2025 tillsynsbegäran.docx
@@ -1061,7 +1061,7 @@
     <w:r>
       <w:tab/>
       <w:tab/>
-      <w:t>2025-10-03</w:t>
+      <w:t>2025-10-04</w:t>
       <w:br/>
       <w:br/>
     </w:r>

--- a/tillsyn/A 41611-2025 tillsynsbegäran.docx
+++ b/tillsyn/A 41611-2025 tillsynsbegäran.docx
@@ -1061,7 +1061,7 @@
     <w:r>
       <w:tab/>
       <w:tab/>
-      <w:t>2025-10-04</w:t>
+      <w:t>2025-10-05</w:t>
       <w:br/>
       <w:br/>
     </w:r>

--- a/tillsyn/A 41611-2025 tillsynsbegäran.docx
+++ b/tillsyn/A 41611-2025 tillsynsbegäran.docx
@@ -1061,7 +1061,7 @@
     <w:r>
       <w:tab/>
       <w:tab/>
-      <w:t>2025-10-05</w:t>
+      <w:t>2025-10-06</w:t>
       <w:br/>
       <w:br/>
     </w:r>

--- a/tillsyn/A 41611-2025 tillsynsbegäran.docx
+++ b/tillsyn/A 41611-2025 tillsynsbegäran.docx
@@ -1061,7 +1061,7 @@
     <w:r>
       <w:tab/>
       <w:tab/>
-      <w:t>2025-10-06</w:t>
+      <w:t>2025-10-07</w:t>
       <w:br/>
       <w:br/>
     </w:r>

--- a/tillsyn/A 41611-2025 tillsynsbegäran.docx
+++ b/tillsyn/A 41611-2025 tillsynsbegäran.docx
@@ -1061,7 +1061,7 @@
     <w:r>
       <w:tab/>
       <w:tab/>
-      <w:t>2025-10-07</w:t>
+      <w:t>2025-10-08</w:t>
       <w:br/>
       <w:br/>
     </w:r>

--- a/tillsyn/A 41611-2025 tillsynsbegäran.docx
+++ b/tillsyn/A 41611-2025 tillsynsbegäran.docx
@@ -1061,7 +1061,7 @@
     <w:r>
       <w:tab/>
       <w:tab/>
-      <w:t>2025-10-08</w:t>
+      <w:t>2025-10-09</w:t>
       <w:br/>
       <w:br/>
     </w:r>

--- a/tillsyn/A 41611-2025 tillsynsbegäran.docx
+++ b/tillsyn/A 41611-2025 tillsynsbegäran.docx
@@ -1061,7 +1061,7 @@
     <w:r>
       <w:tab/>
       <w:tab/>
-      <w:t>2025-10-09</w:t>
+      <w:t>2025-10-10</w:t>
       <w:br/>
       <w:br/>
     </w:r>

--- a/tillsyn/A 41611-2025 tillsynsbegäran.docx
+++ b/tillsyn/A 41611-2025 tillsynsbegäran.docx
@@ -1061,7 +1061,7 @@
     <w:r>
       <w:tab/>
       <w:tab/>
-      <w:t>2025-10-10</w:t>
+      <w:t>2025-10-11</w:t>
       <w:br/>
       <w:br/>
     </w:r>

--- a/tillsyn/A 41611-2025 tillsynsbegäran.docx
+++ b/tillsyn/A 41611-2025 tillsynsbegäran.docx
@@ -1061,7 +1061,7 @@
     <w:r>
       <w:tab/>
       <w:tab/>
-      <w:t>2025-10-16</w:t>
+      <w:t>2025-10-17</w:t>
       <w:br/>
       <w:br/>
     </w:r>

--- a/tillsyn/A 41611-2025 tillsynsbegäran.docx
+++ b/tillsyn/A 41611-2025 tillsynsbegäran.docx
@@ -1061,7 +1061,7 @@
     <w:r>
       <w:tab/>
       <w:tab/>
-      <w:t>2025-10-17</w:t>
+      <w:t>2025-10-18</w:t>
       <w:br/>
       <w:br/>
     </w:r>

--- a/tillsyn/A 41611-2025 tillsynsbegäran.docx
+++ b/tillsyn/A 41611-2025 tillsynsbegäran.docx
@@ -1061,7 +1061,7 @@
     <w:r>
       <w:tab/>
       <w:tab/>
-      <w:t>2025-10-18</w:t>
+      <w:t>2025-10-19</w:t>
       <w:br/>
       <w:br/>
     </w:r>

--- a/tillsyn/A 41611-2025 tillsynsbegäran.docx
+++ b/tillsyn/A 41611-2025 tillsynsbegäran.docx
@@ -1061,7 +1061,7 @@
     <w:r>
       <w:tab/>
       <w:tab/>
-      <w:t>2025-10-19</w:t>
+      <w:t>2025-10-20</w:t>
       <w:br/>
       <w:br/>
     </w:r>

--- a/tillsyn/A 41611-2025 tillsynsbegäran.docx
+++ b/tillsyn/A 41611-2025 tillsynsbegäran.docx
@@ -1061,7 +1061,7 @@
     <w:r>
       <w:tab/>
       <w:tab/>
-      <w:t>2025-10-20</w:t>
+      <w:t>2025-10-21</w:t>
       <w:br/>
       <w:br/>
     </w:r>

--- a/tillsyn/A 41611-2025 tillsynsbegäran.docx
+++ b/tillsyn/A 41611-2025 tillsynsbegäran.docx
@@ -304,7 +304,7 @@
         <w:t>Pucciniastrum goodyerae</w:t>
       </w:r>
       <w:r>
-        <w:t xml:space="preserve"> är klassad som NE (ej bedömd) i rödlistan(SLU Artdatabanken, 2024).</w:t>
+        <w:t xml:space="preserve"> är klassad som NE (ej bedömd) i rödlistan (SLU Artdatabanken, 2024).</w:t>
       </w:r>
     </w:p>
     <w:p>
@@ -1061,7 +1061,7 @@
     <w:r>
       <w:tab/>
       <w:tab/>
-      <w:t>2025-10-21</w:t>
+      <w:t>2025-10-22</w:t>
       <w:br/>
       <w:br/>
     </w:r>

--- a/tillsyn/A 41611-2025 tillsynsbegäran.docx
+++ b/tillsyn/A 41611-2025 tillsynsbegäran.docx
@@ -1061,7 +1061,7 @@
     <w:r>
       <w:tab/>
       <w:tab/>
-      <w:t>2025-10-22</w:t>
+      <w:t>2025-10-23</w:t>
       <w:br/>
       <w:br/>
     </w:r>

--- a/tillsyn/A 41611-2025 tillsynsbegäran.docx
+++ b/tillsyn/A 41611-2025 tillsynsbegäran.docx
@@ -1061,7 +1061,7 @@
     <w:r>
       <w:tab/>
       <w:tab/>
-      <w:t>2025-10-23</w:t>
+      <w:t>2025-10-24</w:t>
       <w:br/>
       <w:br/>
     </w:r>

--- a/tillsyn/A 41611-2025 tillsynsbegäran.docx
+++ b/tillsyn/A 41611-2025 tillsynsbegäran.docx
@@ -1061,7 +1061,7 @@
     <w:r>
       <w:tab/>
       <w:tab/>
-      <w:t>2025-10-24</w:t>
+      <w:t>2025-10-25</w:t>
       <w:br/>
       <w:br/>
     </w:r>

--- a/tillsyn/A 41611-2025 tillsynsbegäran.docx
+++ b/tillsyn/A 41611-2025 tillsynsbegäran.docx
@@ -1061,7 +1061,7 @@
     <w:r>
       <w:tab/>
       <w:tab/>
-      <w:t>2025-10-25</w:t>
+      <w:t>2025-10-26</w:t>
       <w:br/>
       <w:br/>
     </w:r>

--- a/tillsyn/A 41611-2025 tillsynsbegäran.docx
+++ b/tillsyn/A 41611-2025 tillsynsbegäran.docx
@@ -1061,7 +1061,7 @@
     <w:r>
       <w:tab/>
       <w:tab/>
-      <w:t>2025-10-26</w:t>
+      <w:t>2025-10-27</w:t>
       <w:br/>
       <w:br/>
     </w:r>

--- a/tillsyn/A 41611-2025 tillsynsbegäran.docx
+++ b/tillsyn/A 41611-2025 tillsynsbegäran.docx
@@ -1061,7 +1061,7 @@
     <w:r>
       <w:tab/>
       <w:tab/>
-      <w:t>2025-10-27</w:t>
+      <w:t>2025-10-28</w:t>
       <w:br/>
       <w:br/>
     </w:r>

--- a/tillsyn/A 41611-2025 tillsynsbegäran.docx
+++ b/tillsyn/A 41611-2025 tillsynsbegäran.docx
@@ -1061,7 +1061,7 @@
     <w:r>
       <w:tab/>
       <w:tab/>
-      <w:t>2025-10-28</w:t>
+      <w:t>2025-10-29</w:t>
       <w:br/>
       <w:br/>
     </w:r>

--- a/tillsyn/A 41611-2025 tillsynsbegäran.docx
+++ b/tillsyn/A 41611-2025 tillsynsbegäran.docx
@@ -1061,7 +1061,7 @@
     <w:r>
       <w:tab/>
       <w:tab/>
-      <w:t>2025-10-29</w:t>
+      <w:t>2025-10-30</w:t>
       <w:br/>
       <w:br/>
     </w:r>

--- a/tillsyn/A 41611-2025 tillsynsbegäran.docx
+++ b/tillsyn/A 41611-2025 tillsynsbegäran.docx
@@ -1061,7 +1061,7 @@
     <w:r>
       <w:tab/>
       <w:tab/>
-      <w:t>2025-10-30</w:t>
+      <w:t>2025-10-31</w:t>
       <w:br/>
       <w:br/>
     </w:r>

--- a/tillsyn/A 41611-2025 tillsynsbegäran.docx
+++ b/tillsyn/A 41611-2025 tillsynsbegäran.docx
@@ -1061,7 +1061,7 @@
     <w:r>
       <w:tab/>
       <w:tab/>
-      <w:t>2025-10-31</w:t>
+      <w:t>2025-11-01</w:t>
       <w:br/>
       <w:br/>
     </w:r>

--- a/tillsyn/A 41611-2025 tillsynsbegäran.docx
+++ b/tillsyn/A 41611-2025 tillsynsbegäran.docx
@@ -1061,7 +1061,7 @@
     <w:r>
       <w:tab/>
       <w:tab/>
-      <w:t>2025-11-01</w:t>
+      <w:t>2025-11-02</w:t>
       <w:br/>
       <w:br/>
     </w:r>

--- a/tillsyn/A 41611-2025 tillsynsbegäran.docx
+++ b/tillsyn/A 41611-2025 tillsynsbegäran.docx
@@ -1061,7 +1061,7 @@
     <w:r>
       <w:tab/>
       <w:tab/>
-      <w:t>2025-11-02</w:t>
+      <w:t>2025-11-03</w:t>
       <w:br/>
       <w:br/>
     </w:r>

--- a/tillsyn/A 41611-2025 tillsynsbegäran.docx
+++ b/tillsyn/A 41611-2025 tillsynsbegäran.docx
@@ -1061,7 +1061,7 @@
     <w:r>
       <w:tab/>
       <w:tab/>
-      <w:t>2025-11-03</w:t>
+      <w:t>2025-11-04</w:t>
       <w:br/>
       <w:br/>
     </w:r>

--- a/tillsyn/A 41611-2025 tillsynsbegäran.docx
+++ b/tillsyn/A 41611-2025 tillsynsbegäran.docx
@@ -1061,7 +1061,7 @@
     <w:r>
       <w:tab/>
       <w:tab/>
-      <w:t>2025-11-04</w:t>
+      <w:t>2025-11-05</w:t>
       <w:br/>
       <w:br/>
     </w:r>

--- a/tillsyn/A 41611-2025 tillsynsbegäran.docx
+++ b/tillsyn/A 41611-2025 tillsynsbegäran.docx
@@ -1061,7 +1061,7 @@
     <w:r>
       <w:tab/>
       <w:tab/>
-      <w:t>2025-11-05</w:t>
+      <w:t>2025-11-06</w:t>
       <w:br/>
       <w:br/>
     </w:r>

--- a/tillsyn/A 41611-2025 tillsynsbegäran.docx
+++ b/tillsyn/A 41611-2025 tillsynsbegäran.docx
@@ -1061,7 +1061,7 @@
     <w:r>
       <w:tab/>
       <w:tab/>
-      <w:t>2025-11-06</w:t>
+      <w:t>2025-11-07</w:t>
       <w:br/>
       <w:br/>
     </w:r>

--- a/tillsyn/A 41611-2025 tillsynsbegäran.docx
+++ b/tillsyn/A 41611-2025 tillsynsbegäran.docx
@@ -1061,7 +1061,7 @@
     <w:r>
       <w:tab/>
       <w:tab/>
-      <w:t>2025-11-07</w:t>
+      <w:t>2025-11-08</w:t>
       <w:br/>
       <w:br/>
     </w:r>

--- a/tillsyn/A 41611-2025 tillsynsbegäran.docx
+++ b/tillsyn/A 41611-2025 tillsynsbegäran.docx
@@ -1061,7 +1061,7 @@
     <w:r>
       <w:tab/>
       <w:tab/>
-      <w:t>2025-11-08</w:t>
+      <w:t>2025-11-09</w:t>
       <w:br/>
       <w:br/>
     </w:r>

--- a/tillsyn/A 41611-2025 tillsynsbegäran.docx
+++ b/tillsyn/A 41611-2025 tillsynsbegäran.docx
@@ -1061,7 +1061,7 @@
     <w:r>
       <w:tab/>
       <w:tab/>
-      <w:t>2025-11-09</w:t>
+      <w:t>2025-11-10</w:t>
       <w:br/>
       <w:br/>
     </w:r>

--- a/tillsyn/A 41611-2025 tillsynsbegäran.docx
+++ b/tillsyn/A 41611-2025 tillsynsbegäran.docx
@@ -1061,7 +1061,7 @@
     <w:r>
       <w:tab/>
       <w:tab/>
-      <w:t>2025-11-10</w:t>
+      <w:t>2025-11-11</w:t>
       <w:br/>
       <w:br/>
     </w:r>

--- a/tillsyn/A 41611-2025 tillsynsbegäran.docx
+++ b/tillsyn/A 41611-2025 tillsynsbegäran.docx
@@ -1061,7 +1061,7 @@
     <w:r>
       <w:tab/>
       <w:tab/>
-      <w:t>2025-11-11</w:t>
+      <w:t>2025-11-12</w:t>
       <w:br/>
       <w:br/>
     </w:r>

--- a/tillsyn/A 41611-2025 tillsynsbegäran.docx
+++ b/tillsyn/A 41611-2025 tillsynsbegäran.docx
@@ -1061,7 +1061,7 @@
     <w:r>
       <w:tab/>
       <w:tab/>
-      <w:t>2025-11-12</w:t>
+      <w:t>2025-11-13</w:t>
       <w:br/>
       <w:br/>
     </w:r>

--- a/tillsyn/A 41611-2025 tillsynsbegäran.docx
+++ b/tillsyn/A 41611-2025 tillsynsbegäran.docx
@@ -1061,7 +1061,7 @@
     <w:r>
       <w:tab/>
       <w:tab/>
-      <w:t>2025-11-13</w:t>
+      <w:t>2025-11-14</w:t>
       <w:br/>
       <w:br/>
     </w:r>

--- a/tillsyn/A 41611-2025 tillsynsbegäran.docx
+++ b/tillsyn/A 41611-2025 tillsynsbegäran.docx
@@ -1061,7 +1061,7 @@
     <w:r>
       <w:tab/>
       <w:tab/>
-      <w:t>2025-11-14</w:t>
+      <w:t>2025-11-15</w:t>
       <w:br/>
       <w:br/>
     </w:r>

--- a/tillsyn/A 41611-2025 tillsynsbegäran.docx
+++ b/tillsyn/A 41611-2025 tillsynsbegäran.docx
@@ -35,7 +35,7 @@
     </w:p>
     <w:p>
       <w:r>
-        <w:t>I avverkningsanmälan har följande 22 naturvårdsarter hittats: knärot (VU, §8), dofttaggsvamp (NT), garnlav (NT), granticka (NT), gul taggsvamp (NT), kandelabersvamp (NT), spillkråka (NT, §4), tallticka (NT), talltita (NT, §4), ullticka (NT), vedtrappmossa (NT), bårdlav (S), fjällig taggsvamp s.str. (S), flagellkvastmossa (S), grön sköldmossa (S, §8), grönpyrola (S), korallblylav (S), skarp dropptaggsvamp (S), vedticka (S), vågbandad barkbock (S), vårärt (S) och blåsippa (§9). Av dessa är 11 rödlistade. För rödlistade arter har rödlistekategorin angivits inom parentes. Arter som är signalarter enligt Skogsstyrelsen har markerats med (S). För fridlysta arter anges även paragrafen i Artskyddsförordningen som arten är fridlyst enligt.</w:t>
+        <w:t>I avverkningsanmälan har följande 27 naturvårdsarter hittats: knärot (VU, §8), dofttaggsvamp (NT), garnlav (NT), granticka (NT), gul taggsvamp (NT), kandelabersvamp (NT), rosenticka (NT), spillkråka (NT, §4), tallticka (NT), talltita (NT, §4), ullticka (NT), vedtrappmossa (NT), bronshjon (S), bårdlav (S), fjällig taggsvamp s.str. (S), flagellkvastmossa (S), grön sköldmossa (S, §8), grönpyrola (S), kattfotslav (S), korallblylav (S), rostfläck (S), skarp dropptaggsvamp (S), vedticka (S), vågbandad barkbock (S), vårärt (S), blåsippa (§9) och revlummer (§9). Av dessa är 12 rödlistade. För rödlistade arter har rödlistekategorin angivits inom parentes. Arter som är signalarter enligt Skogsstyrelsen har markerats med (S). För fridlysta arter anges även paragrafen i Artskyddsförordningen som arten är fridlyst enligt.</w:t>
       </w:r>
     </w:p>
     <w:p>
@@ -172,10 +172,32 @@
         <w:rPr>
           <w:b/>
         </w:rPr>
+        <w:t xml:space="preserve">Kattfotslav </w:t>
+      </w:r>
+      <w:r>
+        <w:t>är en mycket god signalart i hela sitt svenska utbredningsområde och skogsbestånd med kattfotslav är alltid värdefulla ur naturvårdssynpunkt. Arten indikerar dels ett mikroklimat med konstant hög luftfuktighet, dels kontinuitet av äldre träd och god trädslutenhet. Trots att den är vanligare i sydvästra Sverige växer den enbart i skogsbestånd med höga naturvärden. Den är känslig för skogliga ingrepp som kan förändra lokal- och mikroklimat (Nitare &amp; Skogsstyrelsen, 2019).</w:t>
+      </w:r>
+    </w:p>
+    <w:p>
+      <w:r>
+        <w:rPr>
+          <w:b/>
+        </w:rPr>
         <w:t>Korallblylav</w:t>
       </w:r>
       <w:r>
         <w:t xml:space="preserve"> växer på bark av asp, ask, rönn, sälg, bok och lönn och signalerar överallt skogsbestånd med höga naturvärden och den följs nästan alltid av andra ovanliga och rödlistade arter. Den indikerar hög och jämn luftfuktighet och växer främst i områden med lång skoglig kontinuitet där det funnits ett ständigt inslag av gamla lövträd (SLU Artdatabanken, 2024; Nitare &amp; Skogsstyrelsen, 2019).</w:t>
+      </w:r>
+    </w:p>
+    <w:p>
+      <w:r>
+        <w:rPr>
+          <w:b/>
+        </w:rPr>
+        <w:t>Rosenticka (NT)</w:t>
+      </w:r>
+      <w:r>
+        <w:t>, rödlistad som nära hotad, ingår i en karaktäristisk association av vedsvampar som växer på gamla, grova granlågor i urskogsartade barrskogar. Den är placerad i toppen av Skogsstyrelsens värdepyramid för bedömning av skog med höga naturvärden och indikerar ett granskogsekosystem med långvarig kontinuitet av grova lågor. Artens beroende av grova granlågor innebär att alla skogsskötselåtgärder på eller i omedelbar närhet av lokalerna utgör ett hot på lång sikt. Det är angeläget att populationerna inte ytterligare glesas ut och ett tillräckligt antal områden där arten nu finns måste sparas för framtiden (Nitare &amp; Skogsstyrelsen, 2019; SLU Artdatabanken, 2024).</w:t>
       </w:r>
     </w:p>
     <w:p>
@@ -250,7 +272,7 @@
     </w:p>
     <w:p>
       <w:r>
-        <w:t>Följande fridlysta arter har sina livsmiljöer och växtplatser i den avverkningsanmälda skogen: knärot (VU, §8), spillkråka (NT, §4), talltita (NT, §4), grön sköldmossa (S, §8) och blåsippa (§9).</w:t>
+        <w:t>Följande fridlysta arter har sina livsmiljöer och växtplatser i den avverkningsanmälda skogen: knärot (VU, §8), spillkråka (NT, §4), talltita (NT, §4), grön sköldmossa (S, §8), blåsippa (§9) och revlummer (§9).</w:t>
       </w:r>
     </w:p>
     <w:p>
@@ -309,7 +331,7 @@
     </w:p>
     <w:p>
       <w:r>
-        <w:t>I det avverkningsanmälda området finns 15 fyndplatser för knärot registrerade på Artportalen. Figur 2 visar gränserna för buffertzoner på 50 m, som behöver lämnas kring fyndplatserna för att knärotslokalerna inte ska försvinna vid en avverkning. Av det avverkningsanmälda området överlappar 6.71 ha med buffertzonerna och får av detta skäl inte avverkas.</w:t>
+        <w:t>I det avverkningsanmälda området finns 18 fyndplatser för knärot registrerade på Artportalen. Figur 2 visar gränserna för buffertzoner på 50 m, som behöver lämnas kring fyndplatserna för att knärotslokalerna inte ska försvinna vid en avverkning. Av det avverkningsanmälda området överlappar 7.48 ha med buffertzonerna och får av detta skäl inte avverkas.</w:t>
       </w:r>
     </w:p>
     <w:p>
@@ -1061,7 +1083,7 @@
     <w:r>
       <w:tab/>
       <w:tab/>
-      <w:t>2025-11-15</w:t>
+      <w:t>2025-11-20</w:t>
       <w:br/>
       <w:br/>
     </w:r>

--- a/tillsyn/A 41611-2025 tillsynsbegäran.docx
+++ b/tillsyn/A 41611-2025 tillsynsbegäran.docx
@@ -1083,7 +1083,7 @@
     <w:r>
       <w:tab/>
       <w:tab/>
-      <w:t>2025-11-20</w:t>
+      <w:t>2025-11-21</w:t>
       <w:br/>
       <w:br/>
     </w:r>

--- a/tillsyn/A 41611-2025 tillsynsbegäran.docx
+++ b/tillsyn/A 41611-2025 tillsynsbegäran.docx
@@ -1083,7 +1083,7 @@
     <w:r>
       <w:tab/>
       <w:tab/>
-      <w:t>2025-11-21</w:t>
+      <w:t>2025-11-22</w:t>
       <w:br/>
       <w:br/>
     </w:r>

--- a/tillsyn/A 41611-2025 tillsynsbegäran.docx
+++ b/tillsyn/A 41611-2025 tillsynsbegäran.docx
@@ -1083,7 +1083,7 @@
     <w:r>
       <w:tab/>
       <w:tab/>
-      <w:t>2025-11-22</w:t>
+      <w:t>2025-11-23</w:t>
       <w:br/>
       <w:br/>
     </w:r>

--- a/tillsyn/A 41611-2025 tillsynsbegäran.docx
+++ b/tillsyn/A 41611-2025 tillsynsbegäran.docx
@@ -1083,7 +1083,7 @@
     <w:r>
       <w:tab/>
       <w:tab/>
-      <w:t>2025-11-23</w:t>
+      <w:t>2025-11-24</w:t>
       <w:br/>
       <w:br/>
     </w:r>

--- a/tillsyn/A 41611-2025 tillsynsbegäran.docx
+++ b/tillsyn/A 41611-2025 tillsynsbegäran.docx
@@ -1083,7 +1083,7 @@
     <w:r>
       <w:tab/>
       <w:tab/>
-      <w:t>2025-11-24</w:t>
+      <w:t>2025-11-25</w:t>
       <w:br/>
       <w:br/>
     </w:r>

--- a/tillsyn/A 41611-2025 tillsynsbegäran.docx
+++ b/tillsyn/A 41611-2025 tillsynsbegäran.docx
@@ -1083,7 +1083,7 @@
     <w:r>
       <w:tab/>
       <w:tab/>
-      <w:t>2025-11-25</w:t>
+      <w:t>2025-11-26</w:t>
       <w:br/>
       <w:br/>
     </w:r>

--- a/tillsyn/A 41611-2025 tillsynsbegäran.docx
+++ b/tillsyn/A 41611-2025 tillsynsbegäran.docx
@@ -1083,7 +1083,7 @@
     <w:r>
       <w:tab/>
       <w:tab/>
-      <w:t>2025-11-26</w:t>
+      <w:t>2025-11-27</w:t>
       <w:br/>
       <w:br/>
     </w:r>

--- a/tillsyn/A 41611-2025 tillsynsbegäran.docx
+++ b/tillsyn/A 41611-2025 tillsynsbegäran.docx
@@ -1083,7 +1083,7 @@
     <w:r>
       <w:tab/>
       <w:tab/>
-      <w:t>2025-11-27</w:t>
+      <w:t>2025-11-28</w:t>
       <w:br/>
       <w:br/>
     </w:r>

--- a/tillsyn/A 41611-2025 tillsynsbegäran.docx
+++ b/tillsyn/A 41611-2025 tillsynsbegäran.docx
@@ -1083,7 +1083,7 @@
     <w:r>
       <w:tab/>
       <w:tab/>
-      <w:t>2025-11-28</w:t>
+      <w:t>2025-11-29</w:t>
       <w:br/>
       <w:br/>
     </w:r>

--- a/tillsyn/A 41611-2025 tillsynsbegäran.docx
+++ b/tillsyn/A 41611-2025 tillsynsbegäran.docx
@@ -35,7 +35,7 @@
     </w:p>
     <w:p>
       <w:r>
-        <w:t>I avverkningsanmälan har följande 27 naturvårdsarter hittats: knärot (VU, §8), dofttaggsvamp (NT), garnlav (NT), granticka (NT), gul taggsvamp (NT), kandelabersvamp (NT), rosenticka (NT), spillkråka (NT, §4), tallticka (NT), talltita (NT, §4), ullticka (NT), vedtrappmossa (NT), bronshjon (S), bårdlav (S), fjällig taggsvamp s.str. (S), flagellkvastmossa (S), grön sköldmossa (S, §8), grönpyrola (S), kattfotslav (S), korallblylav (S), rostfläck (S), skarp dropptaggsvamp (S), vedticka (S), vågbandad barkbock (S), vårärt (S), blåsippa (§9) och revlummer (§9). Av dessa är 12 rödlistade. För rödlistade arter har rödlistekategorin angivits inom parentes. Arter som är signalarter enligt Skogsstyrelsen har markerats med (S). För fridlysta arter anges även paragrafen i Artskyddsförordningen som arten är fridlyst enligt.</w:t>
+        <w:t>I avverkningsanmälan har följande 28 naturvårdsarter hittats: knärot (VU, §8), dofttaggsvamp (NT), garnlav (NT), granticka (NT), gul taggsvamp (NT), kandelabersvamp (NT), rosenticka (NT), spillkråka (NT, §4), tallticka (NT), talltita (NT, §4), ullticka (NT), vedtrappmossa (NT), bronshjon (S), bårdlav (S), fjällig taggsvamp s.str. (S), flagellkvastmossa (S), grön sköldmossa (S, §8), grönpyrola (S), kattfotslav (S), korallblylav (S), rostfläck (S), rödgul trumpetsvamp (S), skarp dropptaggsvamp (S), vedticka (S), vågbandad barkbock (S), vårärt (S), blåsippa (§9) och revlummer (§9). Av dessa är 12 rödlistade. För rödlistade arter har rödlistekategorin angivits inom parentes. Arter som är signalarter enligt Skogsstyrelsen har markerats med (S). För fridlysta arter anges även paragrafen i Artskyddsförordningen som arten är fridlyst enligt.</w:t>
       </w:r>
     </w:p>
     <w:p>
@@ -205,6 +205,17 @@
         <w:rPr>
           <w:b/>
         </w:rPr>
+        <w:t xml:space="preserve">Rödgul trumpetsvamp </w:t>
+      </w:r>
+      <w:r>
+        <w:t>signalerar kalkrika barrsumpskogar eller avgränsade små mineralrika ytor i barrskogslandskapet, vilka normalt har höga naturvärden. I urbergsbygder är den en bra signalart på känsliga skogsbiotoper (Nitare &amp; Skogsstyrelsen, 2019).</w:t>
+      </w:r>
+    </w:p>
+    <w:p>
+      <w:r>
+        <w:rPr>
+          <w:b/>
+        </w:rPr>
         <w:t xml:space="preserve">Tallticka (NT) </w:t>
       </w:r>
       <w:r>
@@ -1083,7 +1094,7 @@
     <w:r>
       <w:tab/>
       <w:tab/>
-      <w:t>2025-11-29</w:t>
+      <w:t>2025-11-30</w:t>
       <w:br/>
       <w:br/>
     </w:r>

--- a/tillsyn/A 41611-2025 tillsynsbegäran.docx
+++ b/tillsyn/A 41611-2025 tillsynsbegäran.docx
@@ -1094,7 +1094,7 @@
     <w:r>
       <w:tab/>
       <w:tab/>
-      <w:t>2025-11-30</w:t>
+      <w:t>2025-12-01</w:t>
       <w:br/>
       <w:br/>
     </w:r>

--- a/tillsyn/A 41611-2025 tillsynsbegäran.docx
+++ b/tillsyn/A 41611-2025 tillsynsbegäran.docx
@@ -1094,7 +1094,7 @@
     <w:r>
       <w:tab/>
       <w:tab/>
-      <w:t>2025-12-01</w:t>
+      <w:t>2025-12-02</w:t>
       <w:br/>
       <w:br/>
     </w:r>

--- a/tillsyn/A 41611-2025 tillsynsbegäran.docx
+++ b/tillsyn/A 41611-2025 tillsynsbegäran.docx
@@ -1094,7 +1094,7 @@
     <w:r>
       <w:tab/>
       <w:tab/>
-      <w:t>2025-12-02</w:t>
+      <w:t>2025-12-03</w:t>
       <w:br/>
       <w:br/>
     </w:r>

--- a/tillsyn/A 41611-2025 tillsynsbegäran.docx
+++ b/tillsyn/A 41611-2025 tillsynsbegäran.docx
@@ -1094,7 +1094,7 @@
     <w:r>
       <w:tab/>
       <w:tab/>
-      <w:t>2025-12-03</w:t>
+      <w:t>2025-12-04</w:t>
       <w:br/>
       <w:br/>
     </w:r>

--- a/tillsyn/A 41611-2025 tillsynsbegäran.docx
+++ b/tillsyn/A 41611-2025 tillsynsbegäran.docx
@@ -1094,7 +1094,7 @@
     <w:r>
       <w:tab/>
       <w:tab/>
-      <w:t>2025-12-04</w:t>
+      <w:t>2025-12-05</w:t>
       <w:br/>
       <w:br/>
     </w:r>

--- a/tillsyn/A 41611-2025 tillsynsbegäran.docx
+++ b/tillsyn/A 41611-2025 tillsynsbegäran.docx
@@ -12,7 +12,7 @@
     </w:p>
     <w:p>
       <w:r>
-        <w:t>Detta dokument behandlar höga naturvärden i avverkningsanmälan A 41611-2025 i Uppsala kommun. Denna avverkningsanmälan inkom 2025-09-01 16:07:36 och omfattar 16,2 ha.</w:t>
+        <w:t>Detta dokument behandlar höga naturvärden i avverkningsanmälan A 41611-2025 i Uppsala kommun. Denna avverkningsanmälan inkom 2025-09-01 00:00:00 och omfattar 16,2 ha.</w:t>
       </w:r>
     </w:p>
     <w:p>
@@ -1094,7 +1094,7 @@
     <w:r>
       <w:tab/>
       <w:tab/>
-      <w:t>2025-12-05</w:t>
+      <w:t>2025-12-06</w:t>
       <w:br/>
       <w:br/>
     </w:r>

--- a/tillsyn/A 41611-2025 tillsynsbegäran.docx
+++ b/tillsyn/A 41611-2025 tillsynsbegäran.docx
@@ -1094,7 +1094,7 @@
     <w:r>
       <w:tab/>
       <w:tab/>
-      <w:t>2025-12-06</w:t>
+      <w:t>2025-12-07</w:t>
       <w:br/>
       <w:br/>
     </w:r>

--- a/tillsyn/A 41611-2025 tillsynsbegäran.docx
+++ b/tillsyn/A 41611-2025 tillsynsbegäran.docx
@@ -1094,7 +1094,7 @@
     <w:r>
       <w:tab/>
       <w:tab/>
-      <w:t>2025-12-07</w:t>
+      <w:t>2025-12-08</w:t>
       <w:br/>
       <w:br/>
     </w:r>

--- a/tillsyn/A 41611-2025 tillsynsbegäran.docx
+++ b/tillsyn/A 41611-2025 tillsynsbegäran.docx
@@ -1094,7 +1094,7 @@
     <w:r>
       <w:tab/>
       <w:tab/>
-      <w:t>2025-12-08</w:t>
+      <w:t>2025-12-09</w:t>
       <w:br/>
       <w:br/>
     </w:r>

--- a/tillsyn/A 41611-2025 tillsynsbegäran.docx
+++ b/tillsyn/A 41611-2025 tillsynsbegäran.docx
@@ -1094,7 +1094,7 @@
     <w:r>
       <w:tab/>
       <w:tab/>
-      <w:t>2025-12-09</w:t>
+      <w:t>2025-12-10</w:t>
       <w:br/>
       <w:br/>
     </w:r>

--- a/tillsyn/A 41611-2025 tillsynsbegäran.docx
+++ b/tillsyn/A 41611-2025 tillsynsbegäran.docx
@@ -1094,7 +1094,7 @@
     <w:r>
       <w:tab/>
       <w:tab/>
-      <w:t>2025-12-10</w:t>
+      <w:t>2025-12-11</w:t>
       <w:br/>
       <w:br/>
     </w:r>

--- a/tillsyn/A 41611-2025 tillsynsbegäran.docx
+++ b/tillsyn/A 41611-2025 tillsynsbegäran.docx
@@ -1094,7 +1094,7 @@
     <w:r>
       <w:tab/>
       <w:tab/>
-      <w:t>2025-12-11</w:t>
+      <w:t>2025-12-12</w:t>
       <w:br/>
       <w:br/>
     </w:r>

--- a/tillsyn/A 41611-2025 tillsynsbegäran.docx
+++ b/tillsyn/A 41611-2025 tillsynsbegäran.docx
@@ -1094,7 +1094,7 @@
     <w:r>
       <w:tab/>
       <w:tab/>
-      <w:t>2025-12-12</w:t>
+      <w:t>2025-12-13</w:t>
       <w:br/>
       <w:br/>
     </w:r>

--- a/tillsyn/A 41611-2025 tillsynsbegäran.docx
+++ b/tillsyn/A 41611-2025 tillsynsbegäran.docx
@@ -1094,7 +1094,7 @@
     <w:r>
       <w:tab/>
       <w:tab/>
-      <w:t>2025-12-19</w:t>
+      <w:t>2025-12-20</w:t>
       <w:br/>
       <w:br/>
     </w:r>

--- a/tillsyn/A 41611-2025 tillsynsbegäran.docx
+++ b/tillsyn/A 41611-2025 tillsynsbegäran.docx
@@ -1094,7 +1094,7 @@
     <w:r>
       <w:tab/>
       <w:tab/>
-      <w:t>2025-12-20</w:t>
+      <w:t>2025-12-21</w:t>
       <w:br/>
       <w:br/>
     </w:r>

--- a/tillsyn/A 41611-2025 tillsynsbegäran.docx
+++ b/tillsyn/A 41611-2025 tillsynsbegäran.docx
@@ -1094,7 +1094,7 @@
     <w:r>
       <w:tab/>
       <w:tab/>
-      <w:t>2025-12-21</w:t>
+      <w:t>2025-12-22</w:t>
       <w:br/>
       <w:br/>
     </w:r>

--- a/tillsyn/A 41611-2025 tillsynsbegäran.docx
+++ b/tillsyn/A 41611-2025 tillsynsbegäran.docx
@@ -1094,7 +1094,7 @@
     <w:r>
       <w:tab/>
       <w:tab/>
-      <w:t>2025-12-22</w:t>
+      <w:t>2025-12-26</w:t>
       <w:br/>
       <w:br/>
     </w:r>

--- a/tillsyn/A 41611-2025 tillsynsbegäran.docx
+++ b/tillsyn/A 41611-2025 tillsynsbegäran.docx
@@ -1094,7 +1094,7 @@
     <w:r>
       <w:tab/>
       <w:tab/>
-      <w:t>2026-01-07</w:t>
+      <w:t>2026-01-08</w:t>
       <w:br/>
       <w:br/>
     </w:r>

--- a/tillsyn/A 41611-2025 tillsynsbegäran.docx
+++ b/tillsyn/A 41611-2025 tillsynsbegäran.docx
@@ -1094,7 +1094,7 @@
     <w:r>
       <w:tab/>
       <w:tab/>
-      <w:t>2026-01-08</w:t>
+      <w:t>2026-01-09</w:t>
       <w:br/>
       <w:br/>
     </w:r>

--- a/tillsyn/A 41611-2025 tillsynsbegäran.docx
+++ b/tillsyn/A 41611-2025 tillsynsbegäran.docx
@@ -1094,7 +1094,7 @@
     <w:r>
       <w:tab/>
       <w:tab/>
-      <w:t>2026-01-09</w:t>
+      <w:t>2026-01-10</w:t>
       <w:br/>
       <w:br/>
     </w:r>

--- a/tillsyn/A 41611-2025 tillsynsbegäran.docx
+++ b/tillsyn/A 41611-2025 tillsynsbegäran.docx
@@ -1094,7 +1094,7 @@
     <w:r>
       <w:tab/>
       <w:tab/>
-      <w:t>2026-01-10</w:t>
+      <w:t>2026-01-11</w:t>
       <w:br/>
       <w:br/>
     </w:r>

--- a/tillsyn/A 41611-2025 tillsynsbegäran.docx
+++ b/tillsyn/A 41611-2025 tillsynsbegäran.docx
@@ -1094,7 +1094,7 @@
     <w:r>
       <w:tab/>
       <w:tab/>
-      <w:t>2026-01-11</w:t>
+      <w:t>2026-01-12</w:t>
       <w:br/>
       <w:br/>
     </w:r>

--- a/tillsyn/A 41611-2025 tillsynsbegäran.docx
+++ b/tillsyn/A 41611-2025 tillsynsbegäran.docx
@@ -1094,7 +1094,7 @@
     <w:r>
       <w:tab/>
       <w:tab/>
-      <w:t>2026-01-12</w:t>
+      <w:t>2026-01-13</w:t>
       <w:br/>
       <w:br/>
     </w:r>

--- a/tillsyn/A 41611-2025 tillsynsbegäran.docx
+++ b/tillsyn/A 41611-2025 tillsynsbegäran.docx
@@ -1094,7 +1094,7 @@
     <w:r>
       <w:tab/>
       <w:tab/>
-      <w:t>2026-01-13</w:t>
+      <w:t>2026-01-14</w:t>
       <w:br/>
       <w:br/>
     </w:r>

--- a/tillsyn/A 41611-2025 tillsynsbegäran.docx
+++ b/tillsyn/A 41611-2025 tillsynsbegäran.docx
@@ -1094,7 +1094,7 @@
     <w:r>
       <w:tab/>
       <w:tab/>
-      <w:t>2026-01-14</w:t>
+      <w:t>2026-01-15</w:t>
       <w:br/>
       <w:br/>
     </w:r>

--- a/tillsyn/A 41611-2025 tillsynsbegäran.docx
+++ b/tillsyn/A 41611-2025 tillsynsbegäran.docx
@@ -1094,7 +1094,7 @@
     <w:r>
       <w:tab/>
       <w:tab/>
-      <w:t>2026-01-15</w:t>
+      <w:t>2026-01-16</w:t>
       <w:br/>
       <w:br/>
     </w:r>

--- a/tillsyn/A 41611-2025 tillsynsbegäran.docx
+++ b/tillsyn/A 41611-2025 tillsynsbegäran.docx
@@ -1094,7 +1094,7 @@
     <w:r>
       <w:tab/>
       <w:tab/>
-      <w:t>2026-01-16</w:t>
+      <w:t>2026-01-17</w:t>
       <w:br/>
       <w:br/>
     </w:r>

--- a/tillsyn/A 41611-2025 tillsynsbegäran.docx
+++ b/tillsyn/A 41611-2025 tillsynsbegäran.docx
@@ -1094,7 +1094,7 @@
     <w:r>
       <w:tab/>
       <w:tab/>
-      <w:t>2026-01-17</w:t>
+      <w:t>2026-01-18</w:t>
       <w:br/>
       <w:br/>
     </w:r>

--- a/tillsyn/A 41611-2025 tillsynsbegäran.docx
+++ b/tillsyn/A 41611-2025 tillsynsbegäran.docx
@@ -1094,7 +1094,7 @@
     <w:r>
       <w:tab/>
       <w:tab/>
-      <w:t>2026-01-18</w:t>
+      <w:t>2026-01-19</w:t>
       <w:br/>
       <w:br/>
     </w:r>

--- a/tillsyn/A 41611-2025 tillsynsbegäran.docx
+++ b/tillsyn/A 41611-2025 tillsynsbegäran.docx
@@ -1094,7 +1094,7 @@
     <w:r>
       <w:tab/>
       <w:tab/>
-      <w:t>2026-01-19</w:t>
+      <w:t>2026-01-20</w:t>
       <w:br/>
       <w:br/>
     </w:r>

--- a/tillsyn/A 41611-2025 tillsynsbegäran.docx
+++ b/tillsyn/A 41611-2025 tillsynsbegäran.docx
@@ -1094,7 +1094,7 @@
     <w:r>
       <w:tab/>
       <w:tab/>
-      <w:t>2026-01-20</w:t>
+      <w:t>2026-01-21</w:t>
       <w:br/>
       <w:br/>
     </w:r>

--- a/tillsyn/A 41611-2025 tillsynsbegäran.docx
+++ b/tillsyn/A 41611-2025 tillsynsbegäran.docx
@@ -1094,7 +1094,7 @@
     <w:r>
       <w:tab/>
       <w:tab/>
-      <w:t>2026-01-21</w:t>
+      <w:t>2026-01-23</w:t>
       <w:br/>
       <w:br/>
     </w:r>

--- a/tillsyn/A 41611-2025 tillsynsbegäran.docx
+++ b/tillsyn/A 41611-2025 tillsynsbegäran.docx
@@ -1094,7 +1094,7 @@
     <w:r>
       <w:tab/>
       <w:tab/>
-      <w:t>2026-01-23</w:t>
+      <w:t>2026-01-24</w:t>
       <w:br/>
       <w:br/>
     </w:r>

--- a/tillsyn/A 41611-2025 tillsynsbegäran.docx
+++ b/tillsyn/A 41611-2025 tillsynsbegäran.docx
@@ -1094,7 +1094,7 @@
     <w:r>
       <w:tab/>
       <w:tab/>
-      <w:t>2026-01-24</w:t>
+      <w:t>2026-01-25</w:t>
       <w:br/>
       <w:br/>
     </w:r>

--- a/tillsyn/A 41611-2025 tillsynsbegäran.docx
+++ b/tillsyn/A 41611-2025 tillsynsbegäran.docx
@@ -1094,7 +1094,7 @@
     <w:r>
       <w:tab/>
       <w:tab/>
-      <w:t>2026-01-25</w:t>
+      <w:t>2026-01-26</w:t>
       <w:br/>
       <w:br/>
     </w:r>

--- a/tillsyn/A 41611-2025 tillsynsbegäran.docx
+++ b/tillsyn/A 41611-2025 tillsynsbegäran.docx
@@ -1094,7 +1094,7 @@
     <w:r>
       <w:tab/>
       <w:tab/>
-      <w:t>2026-01-26</w:t>
+      <w:t>2026-01-27</w:t>
       <w:br/>
       <w:br/>
     </w:r>

--- a/tillsyn/A 41611-2025 tillsynsbegäran.docx
+++ b/tillsyn/A 41611-2025 tillsynsbegäran.docx
@@ -1094,7 +1094,7 @@
     <w:r>
       <w:tab/>
       <w:tab/>
-      <w:t>2026-01-27</w:t>
+      <w:t>2026-01-28</w:t>
       <w:br/>
       <w:br/>
     </w:r>

--- a/tillsyn/A 41611-2025 tillsynsbegäran.docx
+++ b/tillsyn/A 41611-2025 tillsynsbegäran.docx
@@ -95,10 +95,68 @@
         <w:rPr>
           <w:b/>
         </w:rPr>
+        <w:t>Bronshjon</w:t>
+      </w:r>
+      <w:r>
+        <w:t xml:space="preserve"> är en skalbagge vars larvutveckling sker under grov bark på stammar av döda eller döende barrträd, främst gran, i mindre omfattning tall. Arten är knuten till äldre, naturskogslik granskog med inslag av torkande träd. Bronshjon är typisk art för </w:t>
+      </w:r>
+      <w:r>
+        <w:rPr>
+          <w:i/>
+        </w:rPr>
+        <w:t>9010 Taiga</w:t>
+      </w:r>
+      <w:r>
+        <w:t xml:space="preserve"> (SLU Artdatabanken, 2025).</w:t>
+      </w:r>
+    </w:p>
+    <w:p>
+      <w:r>
+        <w:rPr>
+          <w:b/>
+        </w:rPr>
+        <w:t>Bårdlav</w:t>
+      </w:r>
+      <w:r>
+        <w:t xml:space="preserve"> signalerar miljöer med höga naturvärden och på lokalerna finns vanligtvis många andra ovanliga och rödlistade arter. Den visar även på platser med hög och jämn luftfuktighet. Bårdlav är typisk art för </w:t>
+      </w:r>
+      <w:r>
+        <w:rPr>
+          <w:i/>
+        </w:rPr>
+        <w:t xml:space="preserve">9010 Taiga, 9020 Nordlig ädellövskog, 9070 Trädklädd betesmark, 9110 Näringsfattig bokskog, 9160 Näringsrik ekskog, 9180 Ädellövskog i branter </w:t>
+      </w:r>
+      <w:r>
+        <w:t>och</w:t>
+      </w:r>
+      <w:r>
+        <w:rPr>
+          <w:i/>
+        </w:rPr>
+        <w:t xml:space="preserve"> 9190 Näringsfattig ekskog</w:t>
+      </w:r>
+      <w:r>
+        <w:t xml:space="preserve"> (SLU Artdatabanken, 2025; Nitare &amp; Skogsstyrelsen, 2019).</w:t>
+      </w:r>
+    </w:p>
+    <w:p>
+      <w:r>
+        <w:rPr>
+          <w:b/>
+        </w:rPr>
         <w:t xml:space="preserve">Dofttaggsvamp (NT) </w:t>
       </w:r>
       <w:r>
-        <w:t>bildar mykorrhiza med gran i framför allt äldre ängsgranskog eller örtrik granskog av frisk lågörttyp. Arten hotas huvudsakligen av slutavverkning och den överlever sannolikt inte en avverkning eftersom den är beroende de levande barrträdens rötter. Troligen missgynnas den av allt för hård gallring eller plockhuggning om huggningen inte efterföljs av skogsbete. Fler örtrika barrskogar, särskilt de med trädkontinuitet, måste skyddas i större utsträckning än vad som tidigare gjorts (SLU Artdatabanken, 2024).</w:t>
+        <w:t xml:space="preserve">bildar mykorrhiza med gran i framför allt äldre ängsgranskog eller örtrik granskog av frisk lågörttyp. Arten hotas huvudsakligen av slutavverkning och den överlever sannolikt inte en avverkning eftersom den är beroende de levande barrträdens rötter. Troligen missgynnas den av allt för hård gallring eller plockhuggning om huggningen inte efterföljs av skogsbete. Fler örtrika barrskogar, särskilt de med trädkontinuitet, måste skyddas i större utsträckning än vad som tidigare gjorts. Dofttaggsvamp är typisk art för </w:t>
+      </w:r>
+      <w:r>
+        <w:rPr>
+          <w:i/>
+        </w:rPr>
+        <w:t>9050 Näringsrik granskog</w:t>
+      </w:r>
+      <w:r>
+        <w:t xml:space="preserve"> (SLU Artdatabanken, 2024).</w:t>
       </w:r>
     </w:p>
     <w:p>
@@ -109,7 +167,30 @@
         <w:t>Flagellkvastmossa</w:t>
       </w:r>
       <w:r>
-        <w:t xml:space="preserve"> förekommer framför allt i tallsumpskog, men finns även i relativt torra gran- och tallskogar. Den signalerar överallt skogsmiljöer med höga naturvärden och indikerar biotoper med rik och kontinuerlig förekomst av död ved i olika nedbrytningsstadier eller barlagd torvjord (Nitare &amp; Skogsstyrelsen, 2019).</w:t>
+        <w:t xml:space="preserve"> förekommer framför allt i tallsumpskog, men finns även i relativt torra gran- och tallskogar. Den signalerar överallt skogsmiljöer med höga naturvärden och indikerar biotoper med rik och kontinuerlig förekomst av död ved i olika nedbrytningsstadier eller barlagd torvjord.</w:t>
+      </w:r>
+    </w:p>
+    <w:p>
+      <w:r>
+        <w:t xml:space="preserve">Flagellkvastmossa är typisk art för </w:t>
+      </w:r>
+      <w:r>
+        <w:rPr>
+          <w:i/>
+        </w:rPr>
+        <w:t xml:space="preserve">9010 Taiga </w:t>
+      </w:r>
+      <w:r>
+        <w:t>och</w:t>
+      </w:r>
+      <w:r>
+        <w:rPr>
+          <w:i/>
+        </w:rPr>
+        <w:t xml:space="preserve"> 9740 Skogsbevuxen myr </w:t>
+      </w:r>
+      <w:r>
+        <w:t>(SLU Artdatabanken, 2024; Nitare &amp; Skogsstyrelsen, 2019).</w:t>
       </w:r>
     </w:p>
     <w:p>
@@ -120,7 +201,25 @@
         <w:t>Garnlav (NT)</w:t>
       </w:r>
       <w:r>
-        <w:t xml:space="preserve"> är en utpräglad barrskogsart som ibland kan drapera träden i norrländska grannaturskogar med hög luftfuktighet. Den förekommer även i talldominerade bestånd där den, förutom i trädens grenverk, påträffas hängande över ojämnheter i tallbarken. Arten har minskat starkt i södra och mellersta Sverige och den minskar även i sitt nordliga utbredningsområde. Orsaken till tillbakagången beror främst på slutavverkningar av naturskogsartade skogar. Bestånd med riklig förekomst bör regelmässigt sparas. Garnlav är värdväxt för den mycket sällsynta och akut hotade fjärilen barrskogslavfly (CR) som hör hemma i boreala barrskogar med riklig förekomst av värdväxten. Tidigare kunde arten konstateras årligen på flera platser vid Dala-Floda i Dalarna innan lokalerna kalavverkades. Senaste fyndet i landet av barrskogslavfly är från år 2000 då den påträffades vid Högberget i Sollefteå kommun (SLU Artdatabanken, 2024).</w:t>
+        <w:t xml:space="preserve"> är en utpräglad barrskogsart som ibland kan drapera träden i norrländska grannaturskogar med hög luftfuktighet. Den förekommer även i talldominerade bestånd där den, förutom i trädens grenverk, påträffas hängande över ojämnheter i tallbarken. Arten har minskat starkt i södra och mellersta Sverige och den minskar även i sitt nordliga utbredningsområde. Orsaken till tillbakagången beror främst på slutavverkningar av naturskogsartade skogar. Bestånd med riklig förekomst bör regelmässigt sparas. Garnlav är värdväxt för den mycket sällsynta och akut hotade fjärilen barrskogslavfly (CR) som hör hemma i boreala barrskogar med riklig förekomst av värdväxten. Tidigare kunde arten konstateras årligen på flera platser vid Dala-Floda i Dalarna innan lokalerna kalavverkades. Senaste fyndet i landet av barrskogslavfly är från år 2000 då den påträffades vid Högberget i Sollefteå kommun. Garnlav är typisk art för </w:t>
+      </w:r>
+      <w:r>
+        <w:rPr>
+          <w:i/>
+        </w:rPr>
+        <w:t xml:space="preserve">9010 Taiga </w:t>
+      </w:r>
+      <w:r>
+        <w:t>och</w:t>
+      </w:r>
+      <w:r>
+        <w:rPr>
+          <w:i/>
+        </w:rPr>
+        <w:t xml:space="preserve"> 9070 Trädklädd betesmark </w:t>
+      </w:r>
+      <w:r>
+        <w:t xml:space="preserve"> (SLU Artdatabanken, 2024).</w:t>
       </w:r>
     </w:p>
     <w:p>
@@ -142,7 +241,25 @@
         <w:t xml:space="preserve">Grönpyrola </w:t>
       </w:r>
       <w:r>
-        <w:t>växer främst på sandig, torr eller frisk mark i äldre barrskog, ofta på isälvsmaterial såsom sand och grus. Den påträffas främst i äldre naturligt uppkomna barrskogar, exempelvis på tallmoar, i åssluttningar, dyner och rasbranter. Arten är känslig för skogsbruksmetoder såsom slutavverkning och markberedning (Nitare &amp; Skogsstyrelsen, 2019).</w:t>
+        <w:t xml:space="preserve">växer främst på sandig, torr eller frisk mark i äldre barrskog, ofta på isälvsmaterial såsom sand och grus. Den påträffas främst i äldre naturligt uppkomna barrskogar, exempelvis på tallmoar, i åssluttningar, dyner och rasbranter. Arten är känslig för skogsbruksmetoder såsom slutavverkning och markberedning. Grönpyrola är typisk art för </w:t>
+      </w:r>
+      <w:r>
+        <w:rPr>
+          <w:i/>
+        </w:rPr>
+        <w:t>9010 Taiga, 9060 Åsbarrskog</w:t>
+      </w:r>
+      <w:r>
+        <w:t xml:space="preserve"> och</w:t>
+      </w:r>
+      <w:r>
+        <w:rPr>
+          <w:i/>
+        </w:rPr>
+        <w:t xml:space="preserve"> 1610 Åsöar i Östersjön </w:t>
+      </w:r>
+      <w:r>
+        <w:t>(Nitare &amp; Skogsstyrelsen, 2019; SLU Artdatabanken, 2025).</w:t>
       </w:r>
     </w:p>
     <w:p>
@@ -153,7 +270,16 @@
         <w:t xml:space="preserve">Gul taggsvamp (NT) </w:t>
       </w:r>
       <w:r>
-        <w:t>bildar mykorrhiza med gran helst på kalkrik mark, gärna i fuktig äldre ängsgranskog. Slutavverkning och markberedning missgynnar arten och fler områden med äldre skog på näringsrik mark, framför allt i södra och mellersta Sverige, behöver bevaras (SLU Artdatabanken, 2024).</w:t>
+        <w:t xml:space="preserve">bildar mykorrhiza med gran helst på kalkrik mark, gärna i fuktig äldre ängsgranskog. Slutavverkning och markberedning missgynnar arten och fler områden med äldre skog på näringsrik mark, framför allt i södra och mellersta Sverige, behöver bevaras. Gul taggsvamp är typisk art för </w:t>
+      </w:r>
+      <w:r>
+        <w:rPr>
+          <w:i/>
+        </w:rPr>
+        <w:t>9050 Näringsrik granskog</w:t>
+      </w:r>
+      <w:r>
+        <w:t xml:space="preserve"> (SLU Artdatabanken, 2024).</w:t>
       </w:r>
     </w:p>
     <w:p>
@@ -164,7 +290,16 @@
         <w:t>Kandelabersvamp (NT)</w:t>
       </w:r>
       <w:r>
-        <w:t xml:space="preserve"> är en mycket bra signalart på skyddsvärda skogsbestånd i hela sitt utbredningsområde. Svampen indikerar sena aspsuccessioner inom områden med konstant hög luftfuktighet (Nitare &amp; Skogsstyrelsen, 2019).</w:t>
+        <w:t xml:space="preserve"> är en mycket bra signalart på skyddsvärda skogsbestånd i hela sitt utbredningsområde. Svampen indikerar sena aspsuccessioner inom områden med konstant hög luftfuktighet. Kandelabersvamp är typisk art för </w:t>
+      </w:r>
+      <w:r>
+        <w:rPr>
+          <w:i/>
+        </w:rPr>
+        <w:t xml:space="preserve">9010 Taiga </w:t>
+      </w:r>
+      <w:r>
+        <w:t>(Nitare &amp; Skogsstyrelsen, 2019; SLU Artdatabanken, 2025).</w:t>
       </w:r>
     </w:p>
     <w:p>
@@ -175,7 +310,25 @@
         <w:t xml:space="preserve">Kattfotslav </w:t>
       </w:r>
       <w:r>
-        <w:t>är en mycket god signalart i hela sitt svenska utbredningsområde och skogsbestånd med kattfotslav är alltid värdefulla ur naturvårdssynpunkt. Arten indikerar dels ett mikroklimat med konstant hög luftfuktighet, dels kontinuitet av äldre träd och god trädslutenhet. Trots att den är vanligare i sydvästra Sverige växer den enbart i skogsbestånd med höga naturvärden. Den är känslig för skogliga ingrepp som kan förändra lokal- och mikroklimat (Nitare &amp; Skogsstyrelsen, 2019).</w:t>
+        <w:t xml:space="preserve">är en mycket god signalart i hela sitt svenska utbredningsområde och skogsbestånd med kattfotslav är alltid värdefulla ur naturvårdssynpunkt. Arten indikerar dels ett mikroklimat med konstant hög luftfuktighet, dels kontinuitet av äldre träd och god trädslutenhet. Trots att den är vanligare i sydvästra Sverige växer den enbart i skogsbestånd med höga naturvärden. Den är känslig för skogliga ingrepp som kan förändra lokal- och mikroklimat. Kattfotslav är typisk art för </w:t>
+      </w:r>
+      <w:r>
+        <w:rPr>
+          <w:i/>
+        </w:rPr>
+        <w:t xml:space="preserve">9010 Taiga, 9160 Näringsrik ekskog </w:t>
+      </w:r>
+      <w:r>
+        <w:t>och</w:t>
+      </w:r>
+      <w:r>
+        <w:rPr>
+          <w:i/>
+        </w:rPr>
+        <w:t xml:space="preserve"> 9190 Näringsfattig ekskog</w:t>
+      </w:r>
+      <w:r>
+        <w:t>. Arten har minskat kraftigt under de senaste åren och enligt artdatabankens preliminära bedömning kommer den att bli rödlistad som nära hotad (NT) i nästa rödlista som kommer 2026 (Nitare &amp; Skogsstyrelsen, 2019; SLU Artdatabanken, 2025).</w:t>
       </w:r>
     </w:p>
     <w:p>
@@ -186,7 +339,25 @@
         <w:t>Korallblylav</w:t>
       </w:r>
       <w:r>
-        <w:t xml:space="preserve"> växer på bark av asp, ask, rönn, sälg, bok och lönn och signalerar överallt skogsbestånd med höga naturvärden och den följs nästan alltid av andra ovanliga och rödlistade arter. Den indikerar hög och jämn luftfuktighet och växer främst i områden med lång skoglig kontinuitet där det funnits ett ständigt inslag av gamla lövträd (SLU Artdatabanken, 2024; Nitare &amp; Skogsstyrelsen, 2019).</w:t>
+        <w:t xml:space="preserve"> växer på bark av asp, ask, rönn, sälg, bok och lönn och signalerar överallt skogsbestånd med höga naturvärden och den följs nästan alltid av andra ovanliga och rödlistade arter. Den indikerar hög och jämn luftfuktighet och växer främst i områden med lång skoglig kontinuitet där det funnits ett ständigt inslag av gamla lövträd. Korallblylav är typisk art för </w:t>
+      </w:r>
+      <w:r>
+        <w:rPr>
+          <w:i/>
+        </w:rPr>
+        <w:t xml:space="preserve">9020 Nordlig ädellövskog, 9070 Trädklädd betesmark, 9160 Näringsrik ekskog, 9180 Ädellövskog i branter </w:t>
+      </w:r>
+      <w:r>
+        <w:t>och</w:t>
+      </w:r>
+      <w:r>
+        <w:rPr>
+          <w:i/>
+        </w:rPr>
+        <w:t xml:space="preserve"> 9190 Näringsfattig ekskog</w:t>
+      </w:r>
+      <w:r>
+        <w:t xml:space="preserve"> (SLU Artdatabanken, 2024; Nitare &amp; Skogsstyrelsen, 2019).</w:t>
       </w:r>
     </w:p>
     <w:p>
@@ -197,7 +368,45 @@
         <w:t>Rosenticka (NT)</w:t>
       </w:r>
       <w:r>
-        <w:t>, rödlistad som nära hotad, ingår i en karaktäristisk association av vedsvampar som växer på gamla, grova granlågor i urskogsartade barrskogar. Den är placerad i toppen av Skogsstyrelsens värdepyramid för bedömning av skog med höga naturvärden och indikerar ett granskogsekosystem med långvarig kontinuitet av grova lågor. Artens beroende av grova granlågor innebär att alla skogsskötselåtgärder på eller i omedelbar närhet av lokalerna utgör ett hot på lång sikt. Det är angeläget att populationerna inte ytterligare glesas ut och ett tillräckligt antal områden där arten nu finns måste sparas för framtiden (Nitare &amp; Skogsstyrelsen, 2019; SLU Artdatabanken, 2024).</w:t>
+        <w:t xml:space="preserve">, rödlistad som nära hotad, ingår i en karaktäristisk association av vedsvampar som växer på gamla, grova granlågor i urskogsartade barrskogar. Den är placerad i toppen av Skogsstyrelsens värdepyramid för bedömning av skog med höga naturvärden och indikerar ett granskogsekosystem med långvarig kontinuitet av grova lågor. Artens beroende av grova granlågor innebär att alla skogsskötselåtgärder på eller i omedelbar närhet av lokalerna utgör ett hot på lång sikt. Det är angeläget att populationerna inte ytterligare glesas ut och ett tillräckligt antal områden där arten nu finns måste sparas för framtiden. Rosenticka är typisk art för </w:t>
+      </w:r>
+      <w:r>
+        <w:rPr>
+          <w:i/>
+        </w:rPr>
+        <w:t xml:space="preserve">9010 Taiga </w:t>
+      </w:r>
+      <w:r>
+        <w:t xml:space="preserve">och </w:t>
+      </w:r>
+      <w:r>
+        <w:rPr>
+          <w:i/>
+        </w:rPr>
+        <w:t>9050 Näringsrik granskog</w:t>
+      </w:r>
+      <w:r>
+        <w:t xml:space="preserve"> (Nitare &amp; Skogsstyrelsen, 2019; SLU Artdatabanken, 2024).</w:t>
+      </w:r>
+    </w:p>
+    <w:p>
+      <w:r>
+        <w:rPr>
+          <w:b/>
+        </w:rPr>
+        <w:t xml:space="preserve">Rostfläck </w:t>
+      </w:r>
+      <w:r>
+        <w:t xml:space="preserve">signalerar framför allt höga naturvärden i östra Sverige samt norr om den naturliga norrlandsgränsen. Arten indikerar här skogsmiljöer som under lång tid haft ett konstant fuktigt mikroklimat. Rika förekomster i Norrland visar sannolikt på bestånd med långvarig kontinuitet av gamla träd. När laven påträffas i alkärr signalerar den höga naturvärden inom hela sitt utbredningsområde. Rostfläck är typisk art för </w:t>
+      </w:r>
+      <w:r>
+        <w:rPr>
+          <w:i/>
+        </w:rPr>
+        <w:t xml:space="preserve">9190 Näringsfattig ekskog </w:t>
+      </w:r>
+      <w:r>
+        <w:t>(Nitare &amp; Skogsstyrelsen, 2019; SLU Artdatabanken, 2025).</w:t>
       </w:r>
     </w:p>
     <w:p>
@@ -219,7 +428,25 @@
         <w:t xml:space="preserve">Tallticka (NT) </w:t>
       </w:r>
       <w:r>
-        <w:t>uppträder först på tallar som är 100–150 år gamla men är vanligast på träd som är runt 150–200 år eller äldre. I skogslandskapet är den främst knuten till tallnaturskogar och restbiotoper med biologiskt gamla träd och signalerar vanligtvis skyddsvärda tallbestånd med höga naturvärden (SLU Artdatabanken, 2023; Nitare &amp; Skogsstyrelsen, 2019).</w:t>
+        <w:t xml:space="preserve">uppträder först på tallar som är 100–150 år gamla men är vanligast på träd som är runt 150–200 år eller äldre. I skogslandskapet är den främst knuten till tallnaturskogar och restbiotoper med biologiskt gamla träd och signalerar vanligtvis skyddsvärda tallbestånd med höga naturvärden. Tallticka är typisk art för </w:t>
+      </w:r>
+      <w:r>
+        <w:rPr>
+          <w:i/>
+        </w:rPr>
+        <w:t xml:space="preserve">9010 Taiga </w:t>
+      </w:r>
+      <w:r>
+        <w:t xml:space="preserve">och </w:t>
+      </w:r>
+      <w:r>
+        <w:rPr>
+          <w:i/>
+        </w:rPr>
+        <w:t>9060 Åsbarrskog</w:t>
+      </w:r>
+      <w:r>
+        <w:t xml:space="preserve"> (SLU Artdatabanken, 2023; Nitare &amp; Skogsstyrelsen, 2019).</w:t>
       </w:r>
     </w:p>
     <w:p>
@@ -230,7 +457,25 @@
         <w:t>Ullticka (NT)</w:t>
       </w:r>
       <w:r>
-        <w:t xml:space="preserve"> är knuten till restbestånd av barrnaturskog och förekommer med ett tydligt optimum i orörda eller måttligt påverkade gamla granskogar där det föreligger viss kontinuitet av grov död ved. Ullticka är en bra signalart inom hela sitt utbredningsområde och i södra Sverige är den sällsynt och en god signalart för skyddsvärda granskogsmiljöer. Den hotas av avverkning och fragmentering av naturskog och äldre granskog med lång trädkontinuitet. På ullticka kan ibland ulltickeporing (VU) påträffas - det är en sällsynt ticka som nyligen delats upp i tre olika arter: </w:t>
+        <w:t xml:space="preserve"> är knuten till restbestånd av barrnaturskog och förekommer med ett tydligt optimum i orörda eller måttligt påverkade gamla granskogar där det föreligger viss kontinuitet av grov död ved. Ullticka är en bra signalart inom hela sitt utbredningsområde och i södra Sverige är den sällsynt och en god signalart för skyddsvärda granskogsmiljöer. Den hotas av avverkning och fragmentering av naturskog och äldre granskog med lång trädkontinuitet. Ullticka är typisk art för </w:t>
+      </w:r>
+      <w:r>
+        <w:rPr>
+          <w:i/>
+        </w:rPr>
+        <w:t xml:space="preserve">9010 Taiga, 9050 Näringsrik granskog </w:t>
+      </w:r>
+      <w:r>
+        <w:t xml:space="preserve">och </w:t>
+      </w:r>
+      <w:r>
+        <w:rPr>
+          <w:i/>
+        </w:rPr>
+        <w:t>9030 Landhöjningsskog</w:t>
+      </w:r>
+      <w:r>
+        <w:t xml:space="preserve">. På ullticka kan ibland ulltickeporing (VU) påträffas - det är en sällsynt ticka som nyligen delats upp i tre olika arter: </w:t>
       </w:r>
       <w:r>
         <w:rPr>
@@ -256,10 +501,39 @@
         <w:rPr>
           <w:b/>
         </w:rPr>
+        <w:t xml:space="preserve">Vedticka </w:t>
+      </w:r>
+      <w:r>
+        <w:t xml:space="preserve">är en bra signalart söder om den naturliga norrlandsgränsen. Den är huvudsakligen knuten till äldre barrskogar där det föreligger långvarig kontinuitet av död barrved. Vedticka är typisk art för </w:t>
+      </w:r>
+      <w:r>
+        <w:rPr>
+          <w:i/>
+        </w:rPr>
+        <w:t xml:space="preserve">9010 Taiga </w:t>
+      </w:r>
+      <w:r>
+        <w:t>(Nitare &amp; Skogsstyrelsen, 2019; SLU Artdatabanken, 2025).</w:t>
+      </w:r>
+    </w:p>
+    <w:p>
+      <w:r>
+        <w:rPr>
+          <w:b/>
+        </w:rPr>
         <w:t xml:space="preserve">Vedtrappmossa (NT) </w:t>
       </w:r>
       <w:r>
-        <w:t>växer på död ved, främst i gammal granskog. Den förekommer knappast alls i fjällnära barrskogar utan finns i skogslandskapet nedom fjällen och framför allt i landets södra delar är den en mycket bra signalart för barrnaturskog med höga naturvärden. Skogsavverkning och brist på grov död ved i skogen är de allvarligaste hoten och den överlever inte kalhyggesbruk. Lokaler med sluten granskog, tillräckligt stora för att säkerställa ett kontinuerligt tillskott på grova lågor, bör undantas från storskaligt skogsbruk (SLU Artdatabanken, 2024).</w:t>
+        <w:t xml:space="preserve">växer på död ved, främst i gammal granskog. Den förekommer knappast alls i fjällnära barrskogar utan finns i skogslandskapet nedom fjällen och framför allt i landets södra delar är den en mycket bra signalart för barrnaturskog med höga naturvärden. Skogsavverkning och brist på grov död ved i skogen är de allvarligaste hoten och den överlever inte kalhyggesbruk. Lokaler med sluten granskog, tillräckligt stora för att säkerställa ett kontinuerligt tillskott på grova lågor, bör undantas från storskaligt skogsbruk. Vedtrappmossa är typisk art för </w:t>
+      </w:r>
+      <w:r>
+        <w:rPr>
+          <w:i/>
+        </w:rPr>
+        <w:t>9010 Taiga</w:t>
+      </w:r>
+      <w:r>
+        <w:t xml:space="preserve"> (SLU Artdatabanken, 2024).</w:t>
       </w:r>
     </w:p>
     <w:p>
@@ -270,7 +544,25 @@
         <w:t>Vårärt</w:t>
       </w:r>
       <w:r>
-        <w:t xml:space="preserve"> är en kalkgynnad mullväxt som är knuten till rik lundartad vegetation och har sin huvudsakliga förekomst i sydliga kalklövskogar, lövängen och hässlen. Den har även viktiga förekomster av reliktkaraktär i örtrika kalkgranskogar på frisk eller något fuktig mark i mellersta Sverige. Vårärt är en extra betydelsefull signalart i boreala (och boreonemorala) kalkgranskogar, då dessa förekomster nu är starkt fragmenterade och troligen visar på en flertusenårig ekologisk kontinuitet där spridning och etablering kan ha skett under postglaciala värmetiden. Arten tål inte dagens rationella skogsbruksmetoder (Nitare &amp; Skogsstyrelsen, 2019).</w:t>
+        <w:t xml:space="preserve"> är en kalkgynnad mullväxt som är knuten till rik lundartad vegetation och har sin huvudsakliga förekomst i sydliga kalklövskogar, lövängen och hässlen. Den har även viktiga förekomster av reliktkaraktär i örtrika kalkgranskogar på frisk eller något fuktig mark i mellersta Sverige. Vårärt är en extra betydelsefull signalart i boreala (och boreonemorala) kalkgranskogar, då dessa förekomster nu är starkt fragmenterade och troligen visar på en flertusenårig ekologisk kontinuitet där spridning och etablering kan ha skett under postglaciala värmetiden. Arten tål inte dagens rationella skogsbruksmetoder. Vårärt är typisk art för </w:t>
+      </w:r>
+      <w:r>
+        <w:rPr>
+          <w:i/>
+        </w:rPr>
+        <w:t xml:space="preserve">9050 Näringsrik granskog, 9020 Nordlig ädellövskog, 9160 Näringsrik ekskog </w:t>
+      </w:r>
+      <w:r>
+        <w:t xml:space="preserve">och </w:t>
+      </w:r>
+      <w:r>
+        <w:rPr>
+          <w:i/>
+        </w:rPr>
+        <w:t>9180 Ädellövskog i branter</w:t>
+      </w:r>
+      <w:r>
+        <w:t>. Den har minskat kraftigt under de senaste åren och enligt artdatabankens preliminära bedömning kommer den att bli rödlistad som nära hotad (NT) i nästa rödlista som kommer 2026 (Nitare &amp; Skogsstyrelsen, 2019; SLU Artdatabanken, 2025).</w:t>
       </w:r>
     </w:p>
     <w:p>
@@ -305,10 +597,57 @@
         <w:rPr>
           <w:b/>
         </w:rPr>
+        <w:t>Blåsippa (§9)</w:t>
+      </w:r>
+      <w:r>
+        <w:t xml:space="preserve"> är typisk art för </w:t>
+      </w:r>
+      <w:r>
+        <w:rPr>
+          <w:i/>
+        </w:rPr>
+        <w:t>9050 Näringsrik granskog, 9020 Nordlig ädellövskog</w:t>
+      </w:r>
+      <w:r>
+        <w:t xml:space="preserve"> och </w:t>
+      </w:r>
+      <w:r>
+        <w:rPr>
+          <w:i/>
+        </w:rPr>
+        <w:t>8240 Karsthällmarker</w:t>
+      </w:r>
+      <w:r>
+        <w:t xml:space="preserve"> (SLU Artdatabanken, 2025).</w:t>
+      </w:r>
+    </w:p>
+    <w:p>
+      <w:r>
+        <w:rPr>
+          <w:b/>
+        </w:rPr>
         <w:t>Grön sköldmossa (§8)</w:t>
       </w:r>
       <w:r>
-        <w:t xml:space="preserve"> omfattas av EU:s art- och habitatdirektiv bilaga 2 vilket innebär att det finns ett uttalat intresse inom Europeiska unionen att bevara arten. Grön sköldmossa kräver skog som har ett speciellt mikroklimat med hög och jämn luftfuktighet i kombination med rik tillgång på död ved (Nitare, 2019). I praktiken handlar det om åtminstone 50 meter med skyddande skog för att undvika uttorkning av marken (Hallingbäck, personligt meddelande 2022-02-24). Grön sköldmossa är en ansvarsart för Sverige då en särskilt stor andel av Europas population finns i landet. Mark- och miljööverdomstolen (MÖD) har i mål nr M 2019-20 (18 februari 2019) slagit fast att grön sköldmossa (§8) är dispenspliktig och att exemplar av arten inte får skadas utan dispens (MÖD, mål nr M 2019-20).</w:t>
+        <w:t xml:space="preserve"> är typisk art för </w:t>
+      </w:r>
+      <w:r>
+        <w:rPr>
+          <w:i/>
+        </w:rPr>
+        <w:t xml:space="preserve">9010 Taiga </w:t>
+      </w:r>
+      <w:r>
+        <w:t>och</w:t>
+      </w:r>
+      <w:r>
+        <w:rPr>
+          <w:i/>
+        </w:rPr>
+        <w:t xml:space="preserve"> 9750 Svämlövskog</w:t>
+      </w:r>
+      <w:r>
+        <w:t xml:space="preserve"> och omfattas av EU:s art- och habitatdirektiv bilaga 2 vilket innebär att det finns ett uttalat intresse inom Europeiska unionen att bevara arten. Grön sköldmossa kräver skog som har ett speciellt mikroklimat med hög och jämn luftfuktighet i kombination med rik tillgång på död ved (Nitare &amp; Skogsstyrelsen, 2019; SLU Artdatabanken, 2025). I praktiken handlar det om åtminstone 50 meter med skyddande skog för att undvika uttorkning av marken (Hallingbäck, personligt meddelande 2022-02-24). Grön sköldmossa är en ansvarsart för Sverige då en särskilt stor andel av Europas population finns i landet. Mark- och miljööverdomstolen (MÖD) har i mål nr M 2019-20 (18 februari 2019) slagit fast att grön sköldmossa (§8) är dispenspliktig och att exemplar av arten inte får skadas utan dispens (MÖD, mål nr M 2019-20).</w:t>
       </w:r>
     </w:p>
     <w:p>
@@ -319,7 +658,25 @@
         <w:t>Knärot (VU, §8)</w:t>
       </w:r>
       <w:r>
-        <w:t xml:space="preserve"> är rödlistad som sårbar och fridlyst enligt 8§ artskyddsförordningen. En nyligen genomförd analys av 79 floraväktarlokaler indikerar att det behövs någonstans mellan 100 och 150 meters skyddszon för att en knärotspopulation inte ska dö ut på lång sikt (Sebestyén &amp; Sundberg, 2025). Detta ligger väl i linje med tidigare genomförda studier som visar att det krävs väl tilltagna buffertzoner för att knäroten inte ska ta skada av skogsbruksåtgärder i intilliggande skog (Johnson, 2014; Koelmeijer m.fl., 2022; Skogsstyrelsen, 2022). Arten är även känslig för gallring vilket framgår av Skogsstyrelsens egen vägledning för hänsyn till knärot (Skogsstyrelsen, 2022). För rika förekomster av knärot är reservatsbildning eller biotopskydd lämpliga åtgärder för att skydda den. På knärot kan den sällsynta rostsvampen </w:t>
+        <w:t xml:space="preserve"> är typisk art för </w:t>
+      </w:r>
+      <w:r>
+        <w:rPr>
+          <w:i/>
+        </w:rPr>
+        <w:t xml:space="preserve">9010 Taiga </w:t>
+      </w:r>
+      <w:r>
+        <w:t>och</w:t>
+      </w:r>
+      <w:r>
+        <w:rPr>
+          <w:i/>
+        </w:rPr>
+        <w:t xml:space="preserve"> 9050 Näringsrik granskog</w:t>
+      </w:r>
+      <w:r>
+        <w:t xml:space="preserve">, rödlistad som sårbar och fridlyst enligt 8§ artskyddsförordningen. En nyligen genomförd analys av 79 floraväktarlokaler indikerar att det behövs någonstans mellan 100 och 150 meters skyddszon för att en knärotspopulation inte ska dö ut på lång sikt (Sebestyén &amp; Sundberg, 2025). Detta ligger väl i linje med tidigare genomförda studier som visar att det krävs väl tilltagna buffertzoner för att knäroten inte ska ta skada av skogsbruksåtgärder i intilliggande skog (Johnson, 2014; Koelmeijer m.fl., 2022; Skogsstyrelsen, 2022). Arten är även känslig för gallring vilket framgår av Skogsstyrelsens egen vägledning för hänsyn till knärot (Skogsstyrelsen, 2022). För rika förekomster av knärot är reservatsbildning eller biotopskydd lämpliga åtgärder för att skydda den. På knärot kan den sällsynta rostsvampen </w:t>
       </w:r>
       <w:r>
         <w:rPr>
@@ -405,7 +762,25 @@
         <w:t>Spillkråka (NT, §4)</w:t>
       </w:r>
       <w:r>
-        <w:t xml:space="preserve"> är rödlistad som nära hotad och ingår i bilaga 1 i EU:s fågeldirektiv. Den minskar i population på grund av minskad tillgång på lämpliga bo- och födoträd och minskad födotillgång. Spillkråkans minskningstakt har uppgått till 19 (24–10) % under de senaste 15 åren. Minskningstakten för den svenska populationen bedöms vara nära gränsvärdet för Sårbar (VU) (A2bc). Skogsbruk med korta omloppstider och täta, homogena ungskogar utgör det största hotet, (SLU Artdatabanken, 2023).</w:t>
+        <w:t xml:space="preserve"> är rödlistad som nära hotad och ingår i bilaga 1 i EU:s fågeldirektiv. Den minskar i population på grund av minskad tillgång på lämpliga bo- och födoträd och minskad födotillgång. Spillkråkans minskningstakt har uppgått till 19 (24–10) % under de senaste 15 åren. Minskningstakten för den svenska populationen bedöms vara nära gränsvärdet för Sårbar (VU) (A2bc). Skogsbruk med korta omloppstider och täta, homogena ungskogar utgör det största hotet. Spillkråka är typisk art för </w:t>
+      </w:r>
+      <w:r>
+        <w:rPr>
+          <w:i/>
+        </w:rPr>
+        <w:t xml:space="preserve">9010 Taiga </w:t>
+      </w:r>
+      <w:r>
+        <w:t>och</w:t>
+      </w:r>
+      <w:r>
+        <w:rPr>
+          <w:i/>
+        </w:rPr>
+        <w:t xml:space="preserve"> 9740 Skogsbevuxen myr </w:t>
+      </w:r>
+      <w:r>
+        <w:t>(SLU Artdatabanken, 2023).</w:t>
       </w:r>
     </w:p>
     <w:p>
@@ -457,7 +832,25 @@
     </w:p>
     <w:p>
       <w:r>
-        <w:t>Grön sköldmossa är upptagen i EU:s Habitatdirektiv bilaga 2 vilket innebär att det  finns ett uttalat intresse inom Europeiska unionen att bevara arten. Grön sköldmossa är en ansvarsart för Sverige då en särskilt stor andel av Europas population finns i landet. Förutom i östra Sverige har arten inga större sammanhängande utbredningar med gynnsam bevarandestatus söderut i Europa förrän i Montenegro. Det finns enbart liten förekomst med gynnsam regional bevarandestatus i södra Frankrike och södra Polen. Grön sköldmossa är typisk art för 9010 Taiga och 9750 Svämlövskog (Natura 2000) och omfattas även av Bernkonventionen bilaga 1.</w:t>
+        <w:t xml:space="preserve">Grön sköldmossa är typisk art för </w:t>
+      </w:r>
+      <w:r>
+        <w:rPr>
+          <w:i/>
+        </w:rPr>
+        <w:t xml:space="preserve">9010 Taiga </w:t>
+      </w:r>
+      <w:r>
+        <w:t>och</w:t>
+      </w:r>
+      <w:r>
+        <w:rPr>
+          <w:i/>
+        </w:rPr>
+        <w:t xml:space="preserve"> 9750 Svämlövskog</w:t>
+      </w:r>
+      <w:r>
+        <w:t xml:space="preserve"> och upptagen i EU:s Habitatdirektiv bilaga 2 vilket innebär att det finns ett uttalat intresse inom Europeiska unionen att bevara arten. Grön sköldmossa är en ansvarsart för Sverige då en särskilt stor andel av Europas population finns i landet. Förutom i östra Sverige har arten inga större sammanhängande utbredningar med gynnsam bevarandestatus söderut i Europa förrän i Montenegro. Det finns enbart liten förekomst med gynnsam regional bevarandestatus i södra Frankrike och södra Polen. Grön sköldmossa är typisk art för 9010 Taiga och 9750 Svämlövskog (Natura 2000) och omfattas även av Bernkonventionen bilaga 1.</w:t>
       </w:r>
     </w:p>
     <w:p>
@@ -623,7 +1016,25 @@
     </w:p>
     <w:p>
       <w:r>
-        <w:t>Knärot är fridlyst enligt 8 och 15 §§ artskyddsförordningen och klassad som sårbar (VU) enligt rödlistan 2020. Knärot är beroende av hög och jämn luftfuktighet i gamla, ostörda skogsmiljöer och är känslig för snabba förändringar av ljus-/vindförhållanden eller uttorkning. På grund av ett alltför intensivt skogsbruk har den minskat med 40 (25–50) % under de senaste 60 åren och i framtiden bedöms minskningstakten uppgå till 30 (20–40) %. Till följd av att arten har en dokumenterat högre minskningstakt i förhållande till sin generationstid än vad som tidigare varit känt (data från Riksskogstaxeringen) höjdes den till hotkategori sårbar (VU) i rödlistan 2020 (SLU Artdatabanken, 2024).</w:t>
+        <w:t xml:space="preserve">Knärot är typisk art för </w:t>
+      </w:r>
+      <w:r>
+        <w:rPr>
+          <w:i/>
+        </w:rPr>
+        <w:t xml:space="preserve">9010 Taiga </w:t>
+      </w:r>
+      <w:r>
+        <w:t>och</w:t>
+      </w:r>
+      <w:r>
+        <w:rPr>
+          <w:i/>
+        </w:rPr>
+        <w:t xml:space="preserve"> 9050 Näringsrik granskog</w:t>
+      </w:r>
+      <w:r>
+        <w:t>, fridlyst enligt 8 och 15 §§ artskyddsförordningen och klassad som sårbar (VU) enligt rödlistan 2020. Knärot är beroende av hög och jämn luftfuktighet i gamla, ostörda skogsmiljöer och är känslig för snabba förändringar av ljus-/vindförhållanden eller uttorkning. På grund av ett alltför intensivt skogsbruk har den minskat med 40 (25–50) % under de senaste 60 åren och i framtiden bedöms minskningstakten uppgå till 30 (20–40) %. Till följd av att arten har en dokumenterat högre minskningstakt i förhållande till sin generationstid än vad som tidigare varit känt (data från Riksskogstaxeringen) höjdes den till hotkategori sårbar (VU) i rödlistan 2020 (SLU Artdatabanken, 2024).</w:t>
       </w:r>
     </w:p>
     <w:p>
@@ -816,12 +1227,30 @@
     </w:p>
     <w:p>
       <w:r>
-        <w:t>Spillkråka (NT) är rödlistad som nära hotad, fridlyst enligt §4 Artskyddsförordningen och ingår i bilaga 1 i EU:s fågeldirektiv. Spillkråka lever i både barr- och blandskog liksom i ren lövskog. De tätaste populationerna tenderar att finnas i äldre, variationsrik blandskog med gott om död ved och gamla träd.</w:t>
+        <w:t xml:space="preserve">Spillkråka (NT) är rödlistad som nära hotad, fridlyst enligt §4 Artskyddsförordningen, typisk art för </w:t>
+      </w:r>
+      <w:r>
+        <w:rPr>
+          <w:i/>
+        </w:rPr>
+        <w:t xml:space="preserve">9010 Taiga </w:t>
+      </w:r>
+      <w:r>
+        <w:t>och</w:t>
+      </w:r>
+      <w:r>
+        <w:rPr>
+          <w:i/>
+        </w:rPr>
+        <w:t xml:space="preserve"> 9740 Skogsbevuxen myr</w:t>
+      </w:r>
+      <w:r>
+        <w:t xml:space="preserve"> och ingår i bilaga 1 i EU:s fågeldirektiv. Spillkråka lever i både barr- och blandskog liksom i ren lövskog. De tätaste populationerna tenderar att finnas i äldre, variationsrik blandskog med gott om död ved och gamla träd.</w:t>
       </w:r>
     </w:p>
     <w:p>
       <w:r>
-        <w:t>Varje par utnyttjar 400–1000 hektar skog beroende på skogens kvalitet. En minskning av populationen pågår på grund av minskad tillgång på lämpliga bo- och födoträd och minskad födotillgång. Spillkråkans minskningstakt har uppgått till 19 (24–10) % under de senaste 15 åren. Minskningstakten för den svenska populationen bedöms vara nära gränsvärdet för Sårbar (VU) (A2bc). Skogsbruk med korta omloppstider och täta, homogena ungskogar utgör det största hotet (Artdatabanken 2023).</w:t>
+        <w:t>Varje par utnyttjar 400–1000 hektar skog beroende på skogens kvalitet. En minskning av populationen pågår på grund av minskad tillgång på lämpliga bo- och födoträd och minskad födotillgång. Spillkråkans minskningstakt har uppgått till 19 (24–10) % under de senaste 15 åren. Minskningstakten för den svenska populationen bedöms vara nära gränsvärdet för Sårbar (VU) (A2bc). Skogsbruk med korta omloppstider och täta, homogena ungskogar utgör det största hotet (SLU Artdatabanken 2023).</w:t>
       </w:r>
     </w:p>
     <w:p>
@@ -1094,7 +1523,7 @@
     <w:r>
       <w:tab/>
       <w:tab/>
-      <w:t>2026-01-28</w:t>
+      <w:t>2026-01-29</w:t>
       <w:br/>
       <w:br/>
     </w:r>

--- a/tillsyn/A 41611-2025 tillsynsbegäran.docx
+++ b/tillsyn/A 41611-2025 tillsynsbegäran.docx
@@ -1523,7 +1523,7 @@
     <w:r>
       <w:tab/>
       <w:tab/>
-      <w:t>2026-01-29</w:t>
+      <w:t>2026-01-30</w:t>
       <w:br/>
       <w:br/>
     </w:r>

--- a/tillsyn/A 41611-2025 tillsynsbegäran.docx
+++ b/tillsyn/A 41611-2025 tillsynsbegäran.docx
@@ -1523,7 +1523,7 @@
     <w:r>
       <w:tab/>
       <w:tab/>
-      <w:t>2026-01-30</w:t>
+      <w:t>2026-01-31</w:t>
       <w:br/>
       <w:br/>
     </w:r>

--- a/tillsyn/A 41611-2025 tillsynsbegäran.docx
+++ b/tillsyn/A 41611-2025 tillsynsbegäran.docx
@@ -167,12 +167,7 @@
         <w:t>Flagellkvastmossa</w:t>
       </w:r>
       <w:r>
-        <w:t xml:space="preserve"> förekommer framför allt i tallsumpskog, men finns även i relativt torra gran- och tallskogar. Den signalerar överallt skogsmiljöer med höga naturvärden och indikerar biotoper med rik och kontinuerlig förekomst av död ved i olika nedbrytningsstadier eller barlagd torvjord.</w:t>
-      </w:r>
-    </w:p>
-    <w:p>
-      <w:r>
-        <w:t xml:space="preserve">Flagellkvastmossa är typisk art för </w:t>
+        <w:t xml:space="preserve"> förekommer framför allt i tallsumpskog, men finns även i relativt torra gran- och tallskogar. Den signalerar överallt skogsmiljöer med höga naturvärden och indikerar biotoper med rik och kontinuerlig förekomst av död ved i olika nedbrytningsstadier eller barlagd torvjord. Flagellkvastmossa är typisk art för </w:t>
       </w:r>
       <w:r>
         <w:rPr>
@@ -216,7 +211,7 @@
         <w:rPr>
           <w:i/>
         </w:rPr>
-        <w:t xml:space="preserve"> 9070 Trädklädd betesmark </w:t>
+        <w:t xml:space="preserve"> 9070 Trädklädd betesmark</w:t>
       </w:r>
       <w:r>
         <w:t xml:space="preserve"> (SLU Artdatabanken, 2024).</w:t>
@@ -1650,7 +1645,7 @@
     <w:r>
       <w:tab/>
       <w:tab/>
-      <w:t>2026-03-02</w:t>
+      <w:t>2026-03-03</w:t>
       <w:br/>
       <w:br/>
     </w:r>

--- a/tillsyn/A 41611-2025 tillsynsbegäran.docx
+++ b/tillsyn/A 41611-2025 tillsynsbegäran.docx
@@ -1645,7 +1645,7 @@
     <w:r>
       <w:tab/>
       <w:tab/>
-      <w:t>2026-03-03</w:t>
+      <w:t>2026-03-04</w:t>
       <w:br/>
       <w:br/>
     </w:r>

--- a/tillsyn/A 41611-2025 tillsynsbegäran.docx
+++ b/tillsyn/A 41611-2025 tillsynsbegäran.docx
@@ -1645,7 +1645,7 @@
     <w:r>
       <w:tab/>
       <w:tab/>
-      <w:t>2026-03-04</w:t>
+      <w:t>2026-03-05</w:t>
       <w:br/>
       <w:br/>
     </w:r>

--- a/tillsyn/A 41611-2025 tillsynsbegäran.docx
+++ b/tillsyn/A 41611-2025 tillsynsbegäran.docx
@@ -1645,7 +1645,7 @@
     <w:r>
       <w:tab/>
       <w:tab/>
-      <w:t>2026-03-05</w:t>
+      <w:t>2026-03-06</w:t>
       <w:br/>
       <w:br/>
     </w:r>

--- a/tillsyn/A 41611-2025 tillsynsbegäran.docx
+++ b/tillsyn/A 41611-2025 tillsynsbegäran.docx
@@ -1645,7 +1645,7 @@
     <w:r>
       <w:tab/>
       <w:tab/>
-      <w:t>2026-03-06</w:t>
+      <w:t>2026-03-07</w:t>
       <w:br/>
       <w:br/>
     </w:r>

--- a/tillsyn/A 41611-2025 tillsynsbegäran.docx
+++ b/tillsyn/A 41611-2025 tillsynsbegäran.docx
@@ -2030,7 +2030,7 @@
     <w:r>
       <w:tab/>
       <w:tab/>
-      <w:t>2026-04-14</w:t>
+      <w:t>2026-04-15</w:t>
       <w:br/>
       <w:br/>
     </w:r>

--- a/tillsyn/A 41611-2025 tillsynsbegäran.docx
+++ b/tillsyn/A 41611-2025 tillsynsbegäran.docx
@@ -2030,7 +2030,7 @@
     <w:r>
       <w:tab/>
       <w:tab/>
-      <w:t>2026-04-15</w:t>
+      <w:t>2026-04-16</w:t>
       <w:br/>
       <w:br/>
     </w:r>

--- a/tillsyn/A 41611-2025 tillsynsbegäran.docx
+++ b/tillsyn/A 41611-2025 tillsynsbegäran.docx
@@ -2030,7 +2030,7 @@
     <w:r>
       <w:tab/>
       <w:tab/>
-      <w:t>2026-04-16</w:t>
+      <w:t>2026-04-17</w:t>
       <w:br/>
       <w:br/>
     </w:r>

--- a/tillsyn/A 41611-2025 tillsynsbegäran.docx
+++ b/tillsyn/A 41611-2025 tillsynsbegäran.docx
@@ -2030,7 +2030,7 @@
     <w:r>
       <w:tab/>
       <w:tab/>
-      <w:t>2026-04-17</w:t>
+      <w:t>2026-04-18</w:t>
       <w:br/>
       <w:br/>
     </w:r>

--- a/tillsyn/A 41611-2025 tillsynsbegäran.docx
+++ b/tillsyn/A 41611-2025 tillsynsbegäran.docx
@@ -138,7 +138,25 @@
         <w:t>Bårdlav</w:t>
       </w:r>
       <w:r>
-        <w:t xml:space="preserve"> signalerar miljöer med höga naturvärden och på lokalerna finns vanligtvis många andra ovanliga och rödlistade arter. Den visar även på platser med hög och jämn luftfuktighet. Bårdlav är typisk art för </w:t>
+        <w:t xml:space="preserve"> signalerar miljöer med höga naturvärden och på lokalerna finns vanligtvis många andra ovanliga och rödlistade arter. Den visar även på platser med hög och jämn luftfuktighet. På bårdlav och andra njurlavar (Nephroma) kan de sällsynta parasiterna </w:t>
+      </w:r>
+      <w:r>
+        <w:rPr>
+          <w:i/>
+        </w:rPr>
+        <w:t xml:space="preserve">Protounguicularia nephromatis </w:t>
+      </w:r>
+      <w:r>
+        <w:t xml:space="preserve">(VU) och </w:t>
+      </w:r>
+      <w:r>
+        <w:rPr>
+          <w:i/>
+        </w:rPr>
+        <w:t xml:space="preserve">Tremella nephromatis </w:t>
+      </w:r>
+      <w:r>
+        <w:t xml:space="preserve">(DD) påträffas. Bårdlav är typisk art för </w:t>
       </w:r>
       <w:r>
         <w:rPr>
@@ -156,7 +174,7 @@
         <w:t xml:space="preserve"> 9190 Näringsfattig ekskog</w:t>
       </w:r>
       <w:r>
-        <w:t xml:space="preserve"> (SLU Artdatabanken, 2025; Nitare &amp; Skogsstyrelsen, 2019).</w:t>
+        <w:t xml:space="preserve"> (SLU Artdatabanken, 2026; Nitare &amp; Skogsstyrelsen, 2019).</w:t>
       </w:r>
     </w:p>
     <w:p>
@@ -2030,7 +2048,7 @@
     <w:r>
       <w:tab/>
       <w:tab/>
-      <w:t>2026-04-18</w:t>
+      <w:t>2026-04-19</w:t>
       <w:br/>
       <w:br/>
     </w:r>

--- a/tillsyn/A 41611-2025 tillsynsbegäran.docx
+++ b/tillsyn/A 41611-2025 tillsynsbegäran.docx
@@ -2048,7 +2048,7 @@
     <w:r>
       <w:tab/>
       <w:tab/>
-      <w:t>2026-04-19</w:t>
+      <w:t>2026-04-20</w:t>
       <w:br/>
       <w:br/>
     </w:r>

--- a/tillsyn/A 41611-2025 tillsynsbegäran.docx
+++ b/tillsyn/A 41611-2025 tillsynsbegäran.docx
@@ -35,7 +35,7 @@
     </w:p>
     <w:p>
       <w:r>
-        <w:t>I avverkningsanmälan har följande 39 naturvårdsarter hittats: knärot (VU, §8), rynkskinn (VU), brunpudrad nållav (NT), dofttaggsvamp (NT), garnlav (NT), granticka (NT), gränsticka (NT), gul taggsvamp (NT), järpe (NT, §4), kandelabersvamp (NT), kortskaftad ärgspik (NT), platt spretmossa (NT), rosenticka (NT), spillkråka (NT, §4), tallticka (NT), talltita (NT, §4), ullticka (NT), vedskivlav (NT), vedtrappmossa (NT), bronshjon (S), bårdlav (S), fjällig taggsvamp s.str. (S), flagellkvastmossa (S), fällmossa (S), grön sköldmossa (S, §8), grönpyrola (S), gulnål (S), kattfotslav (S), korallblylav (S), rostfläck (S), rödgul trumpetsvamp (S), skarp dropptaggsvamp (S), vedticka (S), vågbandad barkbock (S), vårärt (S), sparvuggla (§4), tjäder (§4), blåsippa (§9) och revlummer (§9). Av dessa är 19 rödlistade. För rödlistade arter har rödlistekategorin angivits inom parentes. Arter som är signalarter enligt Skogsstyrelsen har markerats med (S). För fridlysta arter anges även paragrafen i Artskyddsförordningen som arten är fridlyst enligt.</w:t>
+        <w:t>I avverkningsanmälan har följande 41 naturvårdsarter hittats: knärot (VU, §8), rynkskinn (VU), brunpudrad nållav (NT), dofttaggsvamp (NT), garnlav (NT), granticka (NT), gränsticka (NT), gul taggsvamp (NT), järpe (NT, §4), kandelabersvamp (NT), kortskaftad ärgspik (NT), platt spretmossa (NT), rosenticka (NT), spillkråka (NT, §4), tallticka (NT), talltita (NT, §4), ullticka (NT), vedskivlav (NT), vedtrappmossa (NT), björksplintborre (S), bronshjon (S), bårdlav (S), fjällig taggsvamp s.str. (S), flagellkvastmossa (S), fällmossa (S), grön sköldmossa (S, §8), grönpyrola (S), gulnål (S), jättesvampmal (S), kattfotslav (S), korallblylav (S), rostfläck (S), rödgul trumpetsvamp (S), skarp dropptaggsvamp (S), vedticka (S), vågbandad barkbock (S), vårärt (S), sparvuggla (§4), tjäder (§4), blåsippa (§9) och revlummer (§9). Av dessa är 19 rödlistade. För rödlistade arter har rödlistekategorin angivits inom parentes. Arter som är signalarter enligt Skogsstyrelsen har markerats med (S). För fridlysta arter anges även paragrafen i Artskyddsförordningen som arten är fridlyst enligt.</w:t>
       </w:r>
     </w:p>
     <w:p>
@@ -50,7 +50,7 @@
       <w:r>
         <w:drawing>
           <wp:inline xmlns:a="http://schemas.openxmlformats.org/drawingml/2006/main" xmlns:pic="http://schemas.openxmlformats.org/drawingml/2006/picture">
-            <wp:extent cx="5486400" cy="4457352"/>
+            <wp:extent cx="5486400" cy="3780832"/>
             <wp:docPr id="1" name="Picture 1"/>
             <wp:cNvGraphicFramePr>
               <a:graphicFrameLocks noChangeAspect="1"/>
@@ -71,7 +71,7 @@
                   <pic:spPr>
                     <a:xfrm>
                       <a:off x="0" y="0"/>
-                      <a:ext cx="5486400" cy="4457352"/>
+                      <a:ext cx="5486400" cy="3780832"/>
                     </a:xfrm>
                     <a:prstGeom prst="rect"/>
                   </pic:spPr>
@@ -95,6 +95,17 @@
         <w:rPr>
           <w:b/>
         </w:rPr>
+        <w:t xml:space="preserve">Björksplintborre </w:t>
+      </w:r>
+      <w:r>
+        <w:t>är en skalbagge vars larvutveckling sker i bark på nyligen döda björkar, både stående träd och vindfällen. En prydlig rad med runda ventilationshål i barken ovanför modergången är synnerligen karaktäristiskt. Arten är knuten till lövrika blandskogar med en hög andel gamla träd, och starkt gynnad av naturliga störningar som torka, översvämningar, brand och stormfällningar. Talrika gnagspår kan tyda på biotoper med höga naturvärden, exempelvis för ovanliga hackspettar och andra, mer sällsynta vedinsekter. Larverna är omtyckt hackspettsföda (SLU Artdatabanken, 2025).</w:t>
+      </w:r>
+    </w:p>
+    <w:p>
+      <w:r>
+        <w:rPr>
+          <w:b/>
+        </w:rPr>
         <w:t>Bronshjon</w:t>
       </w:r>
       <w:r>
@@ -429,6 +440,17 @@
       </w:r>
       <w:r>
         <w:t xml:space="preserve"> (SLU Artdatabanken, 2026).</w:t>
+      </w:r>
+    </w:p>
+    <w:p>
+      <w:r>
+        <w:rPr>
+          <w:b/>
+        </w:rPr>
+        <w:t>Jättesvampmal</w:t>
+      </w:r>
+      <w:r>
+        <w:t xml:space="preserve"> är en fjäril som flyger i juli i mer eller mindre orörd gammal löv- eller blandskog, särskilt sådan med björk och bok. Larven lever i fnöskticka m.fl. tickor och kläckhålen och resterna av larvgångar i äldre fruktkroppar är lätta att känna igen och inventera. Arten hotas av avverkning av gamla, svampangripna lövträd samt bortforsling av döda lövträd, vindfällen och lågor. Gamla lövträd och naturbestånd med lövskog - särskilt björk och bok - bör sparas så långt möjligt och död ved lämnas kvar i skogen (SLU Artdatabanken, 2025).</w:t>
       </w:r>
     </w:p>
     <w:p>
@@ -997,7 +1019,7 @@
     </w:p>
     <w:p>
       <w:r>
-        <w:t>I det avverkningsanmälda området finns 26 fyndplatser för knärot registrerade på Artportalen. Figur 2 visar gränserna för buffertzoner på 50 m, som behöver lämnas kring fyndplatserna för att knärotslokalerna inte ska försvinna vid en avverkning. Av det avverkningsanmälda området överlappar 9.95 ha med buffertzonerna och får av detta skäl inte avverkas.</w:t>
+        <w:t>I det avverkningsanmälda området finns 27 fyndplatser för knärot registrerade på Artportalen. Figur 2 visar gränserna för buffertzoner på 50 m, som behöver lämnas kring fyndplatserna för att knärotslokalerna inte ska försvinna vid en avverkning. Av det avverkningsanmälda området överlappar 10.56 ha med buffertzonerna och får av detta skäl inte avverkas.</w:t>
       </w:r>
     </w:p>
     <w:p>
@@ -2048,7 +2070,7 @@
     <w:r>
       <w:tab/>
       <w:tab/>
-      <w:t>2026-04-20</w:t>
+      <w:t>2026-04-21</w:t>
       <w:br/>
       <w:br/>
     </w:r>

--- a/tillsyn/A 41611-2025 tillsynsbegäran.docx
+++ b/tillsyn/A 41611-2025 tillsynsbegäran.docx
@@ -2070,7 +2070,7 @@
     <w:r>
       <w:tab/>
       <w:tab/>
-      <w:t>2026-04-21</w:t>
+      <w:t>2026-04-22</w:t>
       <w:br/>
       <w:br/>
     </w:r>

--- a/tillsyn/A 41611-2025 tillsynsbegäran.docx
+++ b/tillsyn/A 41611-2025 tillsynsbegäran.docx
@@ -1019,7 +1019,7 @@
     </w:p>
     <w:p>
       <w:r>
-        <w:t>I det avverkningsanmälda området finns 27 fyndplatser för knärot registrerade på Artportalen. Figur 2 visar gränserna för buffertzoner på 50 m, som behöver lämnas kring fyndplatserna för att knärotslokalerna inte ska försvinna vid en avverkning. Av det avverkningsanmälda området överlappar 10.56 ha med buffertzonerna och får av detta skäl inte avverkas.</w:t>
+        <w:t>I det avverkningsanmälda området finns 28 fyndplatser för knärot registrerade på Artportalen. Figur 2 visar gränserna för buffertzoner på 50 m, som behöver lämnas kring fyndplatserna för att knärotslokalerna inte ska försvinna vid en avverkning. Av det avverkningsanmälda området överlappar 10.77 ha med buffertzonerna och får av detta skäl inte avverkas.</w:t>
       </w:r>
     </w:p>
     <w:p>
@@ -2070,7 +2070,7 @@
     <w:r>
       <w:tab/>
       <w:tab/>
-      <w:t>2026-04-22</w:t>
+      <w:t>2026-04-23</w:t>
       <w:br/>
       <w:br/>
     </w:r>

--- a/tillsyn/A 41611-2025 tillsynsbegäran.docx
+++ b/tillsyn/A 41611-2025 tillsynsbegäran.docx
@@ -2070,7 +2070,7 @@
     <w:r>
       <w:tab/>
       <w:tab/>
-      <w:t>2026-04-23</w:t>
+      <w:t>2026-04-24</w:t>
       <w:br/>
       <w:br/>
     </w:r>

--- a/tillsyn/A 41611-2025 tillsynsbegäran.docx
+++ b/tillsyn/A 41611-2025 tillsynsbegäran.docx
@@ -2070,7 +2070,7 @@
     <w:r>
       <w:tab/>
       <w:tab/>
-      <w:t>2026-04-24</w:t>
+      <w:t>2026-04-25</w:t>
       <w:br/>
       <w:br/>
     </w:r>

--- a/tillsyn/A 41611-2025 tillsynsbegäran.docx
+++ b/tillsyn/A 41611-2025 tillsynsbegäran.docx
@@ -2070,7 +2070,7 @@
     <w:r>
       <w:tab/>
       <w:tab/>
-      <w:t>2026-04-25</w:t>
+      <w:t>2026-04-26</w:t>
       <w:br/>
       <w:br/>
     </w:r>

--- a/tillsyn/A 41611-2025 tillsynsbegäran.docx
+++ b/tillsyn/A 41611-2025 tillsynsbegäran.docx
@@ -2070,7 +2070,7 @@
     <w:r>
       <w:tab/>
       <w:tab/>
-      <w:t>2026-04-26</w:t>
+      <w:t>2026-04-27</w:t>
       <w:br/>
       <w:br/>
     </w:r>

--- a/tillsyn/A 41611-2025 tillsynsbegäran.docx
+++ b/tillsyn/A 41611-2025 tillsynsbegäran.docx
@@ -2070,7 +2070,7 @@
     <w:r>
       <w:tab/>
       <w:tab/>
-      <w:t>2026-04-27</w:t>
+      <w:t>2026-04-28</w:t>
       <w:br/>
       <w:br/>
     </w:r>

--- a/tillsyn/A 41611-2025 tillsynsbegäran.docx
+++ b/tillsyn/A 41611-2025 tillsynsbegäran.docx
@@ -2070,7 +2070,7 @@
     <w:r>
       <w:tab/>
       <w:tab/>
-      <w:t>2026-04-28</w:t>
+      <w:t>2026-04-29</w:t>
       <w:br/>
       <w:br/>
     </w:r>

--- a/tillsyn/A 41611-2025 tillsynsbegäran.docx
+++ b/tillsyn/A 41611-2025 tillsynsbegäran.docx
@@ -2070,7 +2070,7 @@
     <w:r>
       <w:tab/>
       <w:tab/>
-      <w:t>2026-04-29</w:t>
+      <w:t>2026-04-30</w:t>
       <w:br/>
       <w:br/>
     </w:r>

--- a/tillsyn/A 41611-2025 tillsynsbegäran.docx
+++ b/tillsyn/A 41611-2025 tillsynsbegäran.docx
@@ -2070,7 +2070,7 @@
     <w:r>
       <w:tab/>
       <w:tab/>
-      <w:t>2026-04-30</w:t>
+      <w:t>2026-05-01</w:t>
       <w:br/>
       <w:br/>
     </w:r>

--- a/tillsyn/A 41611-2025 tillsynsbegäran.docx
+++ b/tillsyn/A 41611-2025 tillsynsbegäran.docx
@@ -2070,7 +2070,7 @@
     <w:r>
       <w:tab/>
       <w:tab/>
-      <w:t>2026-05-01</w:t>
+      <w:t>2026-05-02</w:t>
       <w:br/>
       <w:br/>
     </w:r>

--- a/tillsyn/A 41611-2025 tillsynsbegäran.docx
+++ b/tillsyn/A 41611-2025 tillsynsbegäran.docx
@@ -2070,7 +2070,7 @@
     <w:r>
       <w:tab/>
       <w:tab/>
-      <w:t>2026-05-02</w:t>
+      <w:t>2026-05-03</w:t>
       <w:br/>
       <w:br/>
     </w:r>

--- a/tillsyn/A 41611-2025 tillsynsbegäran.docx
+++ b/tillsyn/A 41611-2025 tillsynsbegäran.docx
@@ -2070,7 +2070,7 @@
     <w:r>
       <w:tab/>
       <w:tab/>
-      <w:t>2026-05-03</w:t>
+      <w:t>2026-05-04</w:t>
       <w:br/>
       <w:br/>
     </w:r>

--- a/tillsyn/A 41611-2025 tillsynsbegäran.docx
+++ b/tillsyn/A 41611-2025 tillsynsbegäran.docx
@@ -2070,7 +2070,7 @@
     <w:r>
       <w:tab/>
       <w:tab/>
-      <w:t>2026-05-04</w:t>
+      <w:t>2026-05-05</w:t>
       <w:br/>
       <w:br/>
     </w:r>

--- a/tillsyn/A 41611-2025 tillsynsbegäran.docx
+++ b/tillsyn/A 41611-2025 tillsynsbegäran.docx
@@ -2070,7 +2070,7 @@
     <w:r>
       <w:tab/>
       <w:tab/>
-      <w:t>2026-05-05</w:t>
+      <w:t>2026-05-06</w:t>
       <w:br/>
       <w:br/>
     </w:r>

--- a/tillsyn/A 41611-2025 tillsynsbegäran.docx
+++ b/tillsyn/A 41611-2025 tillsynsbegäran.docx
@@ -2099,7 +2099,7 @@
     <w:r>
       <w:tab/>
       <w:tab/>
-      <w:t>2026-05-16</w:t>
+      <w:t>2026-05-17</w:t>
       <w:br/>
       <w:br/>
     </w:r>

--- a/tillsyn/A 41611-2025 tillsynsbegäran.docx
+++ b/tillsyn/A 41611-2025 tillsynsbegäran.docx
@@ -2099,7 +2099,7 @@
     <w:r>
       <w:tab/>
       <w:tab/>
-      <w:t>2026-05-17</w:t>
+      <w:t>2026-05-18</w:t>
       <w:br/>
       <w:br/>
     </w:r>

--- a/tillsyn/A 41611-2025 tillsynsbegäran.docx
+++ b/tillsyn/A 41611-2025 tillsynsbegäran.docx
@@ -2099,7 +2099,7 @@
     <w:r>
       <w:tab/>
       <w:tab/>
-      <w:t>2026-05-18</w:t>
+      <w:t>2026-05-19</w:t>
       <w:br/>
       <w:br/>
     </w:r>

--- a/tillsyn/A 41611-2025 tillsynsbegäran.docx
+++ b/tillsyn/A 41611-2025 tillsynsbegäran.docx
@@ -2099,7 +2099,7 @@
     <w:r>
       <w:tab/>
       <w:tab/>
-      <w:t>2026-05-19</w:t>
+      <w:t>2026-05-20</w:t>
       <w:br/>
       <w:br/>
     </w:r>
